--- a/src/modules/planillas_aportes/templates/resumen.docx
+++ b/src/modules/planillas_aportes/templates/resumen.docx
@@ -23,11 +23,11 @@
         <w:tblLook w:val="04A0" w:firstRow="1" w:lastRow="0" w:firstColumn="1" w:lastColumn="0" w:noHBand="0" w:noVBand="1"/>
       </w:tblPr>
       <w:tblGrid>
-        <w:gridCol w:w="2717"/>
+        <w:gridCol w:w="2322"/>
         <w:gridCol w:w="2083"/>
-        <w:gridCol w:w="2260"/>
-        <w:gridCol w:w="1541"/>
-        <w:gridCol w:w="2341"/>
+        <w:gridCol w:w="2259"/>
+        <w:gridCol w:w="1230"/>
+        <w:gridCol w:w="3048"/>
       </w:tblGrid>
       <w:tr>
         <w:trPr>
@@ -1258,17 +1258,35 @@
               </w:rPr>
               <w:t>porcentaje</w:t>
             </w:r>
+            <w:r>
+              <w:rPr>
+                <w:rFonts w:ascii="Calibri" w:hAnsi="Calibri"/>
+                <w:color w:val="auto"/>
+                <w:sz w:val="20"/>
+                <w:szCs w:val="20"/>
+              </w:rPr>
+              <w:t>:formatN</w:t>
+            </w:r>
             <w:proofErr w:type="spellEnd"/>
-            <w:r>
-              <w:rPr>
-                <w:rFonts w:ascii="Calibri" w:hAnsi="Calibri"/>
-                <w:color w:val="auto"/>
-                <w:sz w:val="20"/>
-                <w:szCs w:val="20"/>
-              </w:rPr>
-              <w:t xml:space="preserve"> }</w:t>
-            </w:r>
             <w:proofErr w:type="gramEnd"/>
+            <w:r>
+              <w:rPr>
+                <w:rFonts w:ascii="Calibri" w:hAnsi="Calibri"/>
+                <w:color w:val="auto"/>
+                <w:sz w:val="20"/>
+                <w:szCs w:val="20"/>
+              </w:rPr>
+              <w:t>(2)</w:t>
+            </w:r>
+            <w:r>
+              <w:rPr>
+                <w:rFonts w:ascii="Calibri" w:hAnsi="Calibri"/>
+                <w:color w:val="auto"/>
+                <w:sz w:val="20"/>
+                <w:szCs w:val="20"/>
+              </w:rPr>
+              <w:t>}</w:t>
+            </w:r>
           </w:p>
         </w:tc>
       </w:tr>
@@ -1417,19 +1435,41 @@
               </w:rPr>
               <w:t>porcentaje</w:t>
             </w:r>
+            <w:r>
+              <w:rPr>
+                <w:rFonts w:ascii="Calibri" w:hAnsi="Calibri"/>
+                <w:b/>
+                <w:bCs/>
+                <w:color w:val="auto"/>
+                <w:sz w:val="20"/>
+                <w:szCs w:val="20"/>
+              </w:rPr>
+              <w:t>:formatN</w:t>
+            </w:r>
             <w:proofErr w:type="spellEnd"/>
-            <w:r>
-              <w:rPr>
-                <w:rFonts w:ascii="Calibri" w:hAnsi="Calibri"/>
-                <w:b/>
-                <w:bCs/>
-                <w:color w:val="auto"/>
-                <w:sz w:val="20"/>
-                <w:szCs w:val="20"/>
-              </w:rPr>
-              <w:t xml:space="preserve"> }</w:t>
-            </w:r>
             <w:proofErr w:type="gramEnd"/>
+            <w:r>
+              <w:rPr>
+                <w:rFonts w:ascii="Calibri" w:hAnsi="Calibri"/>
+                <w:b/>
+                <w:bCs/>
+                <w:color w:val="auto"/>
+                <w:sz w:val="20"/>
+                <w:szCs w:val="20"/>
+              </w:rPr>
+              <w:t>(2)</w:t>
+            </w:r>
+            <w:r>
+              <w:rPr>
+                <w:rFonts w:ascii="Calibri" w:hAnsi="Calibri"/>
+                <w:b/>
+                <w:bCs/>
+                <w:color w:val="auto"/>
+                <w:sz w:val="20"/>
+                <w:szCs w:val="20"/>
+              </w:rPr>
+              <w:t>}</w:t>
+            </w:r>
           </w:p>
         </w:tc>
       </w:tr>
@@ -3308,8 +3348,12 @@
       </w:pPr>
     </w:p>
     <w:sectPr>
-      <w:headerReference w:type="default" r:id="rId7"/>
-      <w:footerReference w:type="default" r:id="rId8"/>
+      <w:headerReference w:type="even" r:id="rId7"/>
+      <w:headerReference w:type="default" r:id="rId8"/>
+      <w:footerReference w:type="even" r:id="rId9"/>
+      <w:footerReference w:type="default" r:id="rId10"/>
+      <w:headerReference w:type="first" r:id="rId11"/>
+      <w:footerReference w:type="first" r:id="rId12"/>
       <w:pgSz w:w="12240" w:h="15840"/>
       <w:pgMar w:top="720" w:right="598" w:bottom="720" w:left="700" w:header="142" w:footer="720" w:gutter="0"/>
       <w:cols w:space="720"/>
@@ -3343,7 +3387,27 @@
   <w:p>
     <w:pPr>
       <w:pStyle w:val="Piedepgina"/>
+    </w:pPr>
+  </w:p>
+</w:ftr>
+</file>
+
+<file path=word/footer2.xml><?xml version="1.0" encoding="utf-8"?>
+<w:ftr xmlns:wpc="http://schemas.microsoft.com/office/word/2010/wordprocessingCanvas" xmlns:cx="http://schemas.microsoft.com/office/drawing/2014/chartex" xmlns:cx1="http://schemas.microsoft.com/office/drawing/2015/9/8/chartex" xmlns:cx2="http://schemas.microsoft.com/office/drawing/2015/10/21/chartex" xmlns:cx3="http://schemas.microsoft.com/office/drawing/2016/5/9/chartex" xmlns:cx4="http://schemas.microsoft.com/office/drawing/2016/5/10/chartex" xmlns:cx5="http://schemas.microsoft.com/office/drawing/2016/5/11/chartex" xmlns:cx6="http://schemas.microsoft.com/office/drawing/2016/5/12/chartex" xmlns:cx7="http://schemas.microsoft.com/office/drawing/2016/5/13/chartex" xmlns:cx8="http://schemas.microsoft.com/office/drawing/2016/5/14/chartex" xmlns:mc="http://schemas.openxmlformats.org/markup-compatibility/2006" xmlns:aink="http://schemas.microsoft.com/office/drawing/2016/ink" xmlns:am3d="http://schemas.microsoft.com/office/drawing/2017/model3d" xmlns:o="urn:schemas-microsoft-com:office:office" xmlns:oel="http://schemas.microsoft.com/office/2019/extlst" xmlns:r="http://schemas.openxmlformats.org/officeDocument/2006/relationships" xmlns:m="http://schemas.openxmlformats.org/officeDocument/2006/math" xmlns:v="urn:schemas-microsoft-com:vml" xmlns:wp14="http://schemas.microsoft.com/office/word/2010/wordprocessingDrawing" xmlns:wp="http://schemas.openxmlformats.org/drawingml/2006/wordprocessingDrawing" xmlns:w10="urn:schemas-microsoft-com:office:word" xmlns:w="http://schemas.openxmlformats.org/wordprocessingml/2006/main" xmlns:w14="http://schemas.microsoft.com/office/word/2010/wordml" xmlns:w15="http://schemas.microsoft.com/office/word/2012/wordml" xmlns:w16cex="http://schemas.microsoft.com/office/word/2018/wordml/cex" xmlns:w16cid="http://schemas.microsoft.com/office/word/2016/wordml/cid" xmlns:w16="http://schemas.microsoft.com/office/word/2018/wordml" xmlns:w16du="http://schemas.microsoft.com/office/word/2023/wordml/word16du" xmlns:w16sdtdh="http://schemas.microsoft.com/office/word/2020/wordml/sdtdatahash" xmlns:w16sdtfl="http://schemas.microsoft.com/office/word/2024/wordml/sdtformatlock" xmlns:w16se="http://schemas.microsoft.com/office/word/2015/wordml/symex" xmlns:wpg="http://schemas.microsoft.com/office/word/2010/wordprocessingGroup" xmlns:wpi="http://schemas.microsoft.com/office/word/2010/wordprocessingInk" xmlns:wne="http://schemas.microsoft.com/office/word/2006/wordml" xmlns:wps="http://schemas.microsoft.com/office/word/2010/wordprocessingShape" mc:Ignorable="w14 w15 w16se w16cid w16 w16cex w16sdtdh w16sdtfl w16du wp14">
+  <w:p>
+    <w:pPr>
+      <w:pStyle w:val="Piedepgina"/>
       <w:jc w:val="right"/>
+    </w:pPr>
+  </w:p>
+</w:ftr>
+</file>
+
+<file path=word/footer3.xml><?xml version="1.0" encoding="utf-8"?>
+<w:ftr xmlns:wpc="http://schemas.microsoft.com/office/word/2010/wordprocessingCanvas" xmlns:cx="http://schemas.microsoft.com/office/drawing/2014/chartex" xmlns:cx1="http://schemas.microsoft.com/office/drawing/2015/9/8/chartex" xmlns:cx2="http://schemas.microsoft.com/office/drawing/2015/10/21/chartex" xmlns:cx3="http://schemas.microsoft.com/office/drawing/2016/5/9/chartex" xmlns:cx4="http://schemas.microsoft.com/office/drawing/2016/5/10/chartex" xmlns:cx5="http://schemas.microsoft.com/office/drawing/2016/5/11/chartex" xmlns:cx6="http://schemas.microsoft.com/office/drawing/2016/5/12/chartex" xmlns:cx7="http://schemas.microsoft.com/office/drawing/2016/5/13/chartex" xmlns:cx8="http://schemas.microsoft.com/office/drawing/2016/5/14/chartex" xmlns:mc="http://schemas.openxmlformats.org/markup-compatibility/2006" xmlns:aink="http://schemas.microsoft.com/office/drawing/2016/ink" xmlns:am3d="http://schemas.microsoft.com/office/drawing/2017/model3d" xmlns:o="urn:schemas-microsoft-com:office:office" xmlns:oel="http://schemas.microsoft.com/office/2019/extlst" xmlns:r="http://schemas.openxmlformats.org/officeDocument/2006/relationships" xmlns:m="http://schemas.openxmlformats.org/officeDocument/2006/math" xmlns:v="urn:schemas-microsoft-com:vml" xmlns:wp14="http://schemas.microsoft.com/office/word/2010/wordprocessingDrawing" xmlns:wp="http://schemas.openxmlformats.org/drawingml/2006/wordprocessingDrawing" xmlns:w10="urn:schemas-microsoft-com:office:word" xmlns:w="http://schemas.openxmlformats.org/wordprocessingml/2006/main" xmlns:w14="http://schemas.microsoft.com/office/word/2010/wordml" xmlns:w15="http://schemas.microsoft.com/office/word/2012/wordml" xmlns:w16cex="http://schemas.microsoft.com/office/word/2018/wordml/cex" xmlns:w16cid="http://schemas.microsoft.com/office/word/2016/wordml/cid" xmlns:w16="http://schemas.microsoft.com/office/word/2018/wordml" xmlns:w16du="http://schemas.microsoft.com/office/word/2023/wordml/word16du" xmlns:w16sdtdh="http://schemas.microsoft.com/office/word/2020/wordml/sdtdatahash" xmlns:w16sdtfl="http://schemas.microsoft.com/office/word/2024/wordml/sdtformatlock" xmlns:w16se="http://schemas.microsoft.com/office/word/2015/wordml/symex" xmlns:wpg="http://schemas.microsoft.com/office/word/2010/wordprocessingGroup" xmlns:wpi="http://schemas.microsoft.com/office/word/2010/wordprocessingInk" xmlns:wne="http://schemas.microsoft.com/office/word/2006/wordml" xmlns:wps="http://schemas.microsoft.com/office/word/2010/wordprocessingShape" mc:Ignorable="w14 w15 w16se w16cid w16 w16cex w16sdtdh w16sdtfl w16du wp14">
+  <w:p>
+    <w:pPr>
+      <w:pStyle w:val="Piedepgina"/>
     </w:pPr>
   </w:p>
 </w:ftr>
@@ -3372,6 +3436,16 @@
 </file>
 
 <file path=word/header1.xml><?xml version="1.0" encoding="utf-8"?>
+<w:hdr xmlns:wpc="http://schemas.microsoft.com/office/word/2010/wordprocessingCanvas" xmlns:cx="http://schemas.microsoft.com/office/drawing/2014/chartex" xmlns:cx1="http://schemas.microsoft.com/office/drawing/2015/9/8/chartex" xmlns:cx2="http://schemas.microsoft.com/office/drawing/2015/10/21/chartex" xmlns:cx3="http://schemas.microsoft.com/office/drawing/2016/5/9/chartex" xmlns:cx4="http://schemas.microsoft.com/office/drawing/2016/5/10/chartex" xmlns:cx5="http://schemas.microsoft.com/office/drawing/2016/5/11/chartex" xmlns:cx6="http://schemas.microsoft.com/office/drawing/2016/5/12/chartex" xmlns:cx7="http://schemas.microsoft.com/office/drawing/2016/5/13/chartex" xmlns:cx8="http://schemas.microsoft.com/office/drawing/2016/5/14/chartex" xmlns:mc="http://schemas.openxmlformats.org/markup-compatibility/2006" xmlns:aink="http://schemas.microsoft.com/office/drawing/2016/ink" xmlns:am3d="http://schemas.microsoft.com/office/drawing/2017/model3d" xmlns:o="urn:schemas-microsoft-com:office:office" xmlns:oel="http://schemas.microsoft.com/office/2019/extlst" xmlns:r="http://schemas.openxmlformats.org/officeDocument/2006/relationships" xmlns:m="http://schemas.openxmlformats.org/officeDocument/2006/math" xmlns:v="urn:schemas-microsoft-com:vml" xmlns:wp14="http://schemas.microsoft.com/office/word/2010/wordprocessingDrawing" xmlns:wp="http://schemas.openxmlformats.org/drawingml/2006/wordprocessingDrawing" xmlns:w10="urn:schemas-microsoft-com:office:word" xmlns:w="http://schemas.openxmlformats.org/wordprocessingml/2006/main" xmlns:w14="http://schemas.microsoft.com/office/word/2010/wordml" xmlns:w15="http://schemas.microsoft.com/office/word/2012/wordml" xmlns:w16cex="http://schemas.microsoft.com/office/word/2018/wordml/cex" xmlns:w16cid="http://schemas.microsoft.com/office/word/2016/wordml/cid" xmlns:w16="http://schemas.microsoft.com/office/word/2018/wordml" xmlns:w16du="http://schemas.microsoft.com/office/word/2023/wordml/word16du" xmlns:w16sdtdh="http://schemas.microsoft.com/office/word/2020/wordml/sdtdatahash" xmlns:w16sdtfl="http://schemas.microsoft.com/office/word/2024/wordml/sdtformatlock" xmlns:w16se="http://schemas.microsoft.com/office/word/2015/wordml/symex" xmlns:wpg="http://schemas.microsoft.com/office/word/2010/wordprocessingGroup" xmlns:wpi="http://schemas.microsoft.com/office/word/2010/wordprocessingInk" xmlns:wne="http://schemas.microsoft.com/office/word/2006/wordml" xmlns:wps="http://schemas.microsoft.com/office/word/2010/wordprocessingShape" mc:Ignorable="w14 w15 w16se w16cid w16 w16cex w16sdtdh w16sdtfl w16du wp14">
+  <w:p>
+    <w:pPr>
+      <w:pStyle w:val="Encabezado"/>
+    </w:pPr>
+  </w:p>
+</w:hdr>
+</file>
+
+<file path=word/header2.xml><?xml version="1.0" encoding="utf-8"?>
 <w:hdr xmlns:wpc="http://schemas.microsoft.com/office/word/2010/wordprocessingCanvas" xmlns:cx="http://schemas.microsoft.com/office/drawing/2014/chartex" xmlns:cx1="http://schemas.microsoft.com/office/drawing/2015/9/8/chartex" xmlns:cx2="http://schemas.microsoft.com/office/drawing/2015/10/21/chartex" xmlns:cx3="http://schemas.microsoft.com/office/drawing/2016/5/9/chartex" xmlns:cx4="http://schemas.microsoft.com/office/drawing/2016/5/10/chartex" xmlns:cx5="http://schemas.microsoft.com/office/drawing/2016/5/11/chartex" xmlns:cx6="http://schemas.microsoft.com/office/drawing/2016/5/12/chartex" xmlns:cx7="http://schemas.microsoft.com/office/drawing/2016/5/13/chartex" xmlns:cx8="http://schemas.microsoft.com/office/drawing/2016/5/14/chartex" xmlns:mc="http://schemas.openxmlformats.org/markup-compatibility/2006" xmlns:aink="http://schemas.microsoft.com/office/drawing/2016/ink" xmlns:am3d="http://schemas.microsoft.com/office/drawing/2017/model3d" xmlns:o="urn:schemas-microsoft-com:office:office" xmlns:oel="http://schemas.microsoft.com/office/2019/extlst" xmlns:r="http://schemas.openxmlformats.org/officeDocument/2006/relationships" xmlns:m="http://schemas.openxmlformats.org/officeDocument/2006/math" xmlns:v="urn:schemas-microsoft-com:vml" xmlns:wp14="http://schemas.microsoft.com/office/word/2010/wordprocessingDrawing" xmlns:wp="http://schemas.openxmlformats.org/drawingml/2006/wordprocessingDrawing" xmlns:w10="urn:schemas-microsoft-com:office:word" xmlns:w="http://schemas.openxmlformats.org/wordprocessingml/2006/main" xmlns:w14="http://schemas.microsoft.com/office/word/2010/wordml" xmlns:w15="http://schemas.microsoft.com/office/word/2012/wordml" xmlns:w16cex="http://schemas.microsoft.com/office/word/2018/wordml/cex" xmlns:w16cid="http://schemas.microsoft.com/office/word/2016/wordml/cid" xmlns:w16="http://schemas.microsoft.com/office/word/2018/wordml" xmlns:w16du="http://schemas.microsoft.com/office/word/2023/wordml/word16du" xmlns:w16sdtdh="http://schemas.microsoft.com/office/word/2020/wordml/sdtdatahash" xmlns:w16sdtfl="http://schemas.microsoft.com/office/word/2024/wordml/sdtformatlock" xmlns:w16se="http://schemas.microsoft.com/office/word/2015/wordml/symex" xmlns:wpg="http://schemas.microsoft.com/office/word/2010/wordprocessingGroup" xmlns:wpi="http://schemas.microsoft.com/office/word/2010/wordprocessingInk" xmlns:wne="http://schemas.microsoft.com/office/word/2006/wordml" xmlns:wps="http://schemas.microsoft.com/office/word/2010/wordprocessingShape" mc:Ignorable="w14 w15 w16se w16cid w16 w16cex w16sdtdh w16sdtfl w16du wp14">
   <w:tbl>
     <w:tblPr>
@@ -3552,7 +3626,7 @@
         <w:p>
           <w:pPr>
             <w:pStyle w:val="Encabezado"/>
-            <w:jc w:val="right"/>
+            <w:jc w:val="center"/>
             <w:rPr>
               <w:rFonts w:ascii="Calibri" w:hAnsi="Calibri" w:cs="Calibri"/>
               <w:color w:val="006650"/>
@@ -3575,7 +3649,7 @@
                 <w14:srgbClr w14:val="000000"/>
               </w14:shadow>
             </w:rPr>
-            <w:t xml:space="preserve"> </w:t>
+            <w:t># Comprobante</w:t>
           </w:r>
           <w:r>
             <w:rPr>
@@ -3588,41 +3662,32 @@
                 <w14:srgbClr w14:val="000000"/>
               </w14:shadow>
             </w:rPr>
-            <w:t>COD planilla</w:t>
+            <w:t xml:space="preserve"> </w:t>
           </w:r>
           <w:r>
             <w:rPr>
               <w:rFonts w:ascii="Calibri" w:hAnsi="Calibri" w:cs="Calibri"/>
-              <w:color w:val="006650"/>
-              <w:sz w:val="16"/>
-              <w:szCs w:val="16"/>
+              <w:i/>
+              <w:iCs/>
+              <w:color w:val="000000" w:themeColor="text1"/>
+              <w:sz w:val="14"/>
+              <w:szCs w:val="14"/>
               <w:lang w:val="es-BO"/>
               <w14:shadow w14:blurRad="0" w14:dist="17957" w14:dir="2700000" w14:sx="100000" w14:sy="100000" w14:kx="0" w14:ky="0" w14:algn="b">
                 <w14:srgbClr w14:val="000000"/>
               </w14:shadow>
             </w:rPr>
-            <w:t>:</w:t>
-          </w:r>
-          <w:r>
-            <w:rPr>
-              <w:rFonts w:ascii="Calibri" w:hAnsi="Calibri" w:cs="Calibri"/>
-              <w:color w:val="006650"/>
-              <w:sz w:val="16"/>
-              <w:szCs w:val="16"/>
-              <w:lang w:val="es-BO"/>
-              <w14:shadow w14:blurRad="0" w14:dist="17957" w14:dir="2700000" w14:sx="100000" w14:sy="100000" w14:kx="0" w14:ky="0" w14:algn="b">
-                <w14:srgbClr w14:val="000000"/>
-              </w14:shadow>
-            </w:rPr>
-            <w:t xml:space="preserve"> {</w:t>
+            <w:t>{</w:t>
           </w:r>
           <w:proofErr w:type="spellStart"/>
           <w:r>
             <w:rPr>
               <w:rFonts w:ascii="Calibri" w:hAnsi="Calibri" w:cs="Calibri"/>
-              <w:color w:val="006650"/>
-              <w:sz w:val="16"/>
-              <w:szCs w:val="16"/>
+              <w:i/>
+              <w:iCs/>
+              <w:color w:val="000000" w:themeColor="text1"/>
+              <w:sz w:val="14"/>
+              <w:szCs w:val="14"/>
               <w:lang w:val="es-BO"/>
               <w14:shadow w14:blurRad="0" w14:dist="17957" w14:dir="2700000" w14:sx="100000" w14:sy="100000" w14:kx="0" w14:ky="0" w14:algn="b">
                 <w14:srgbClr w14:val="000000"/>
@@ -3633,9 +3698,11 @@
           <w:r>
             <w:rPr>
               <w:rFonts w:ascii="Calibri" w:hAnsi="Calibri" w:cs="Calibri"/>
-              <w:color w:val="006650"/>
-              <w:sz w:val="16"/>
-              <w:szCs w:val="16"/>
+              <w:i/>
+              <w:iCs/>
+              <w:color w:val="000000" w:themeColor="text1"/>
+              <w:sz w:val="14"/>
+              <w:szCs w:val="14"/>
               <w:lang w:val="es-BO"/>
               <w14:shadow w14:blurRad="0" w14:dist="17957" w14:dir="2700000" w14:sx="100000" w14:sy="100000" w14:kx="0" w14:ky="0" w14:algn="b">
                 <w14:srgbClr w14:val="000000"/>
@@ -3647,9 +3714,11 @@
           <w:r>
             <w:rPr>
               <w:rFonts w:ascii="Calibri" w:hAnsi="Calibri" w:cs="Calibri"/>
-              <w:color w:val="006650"/>
-              <w:sz w:val="16"/>
-              <w:szCs w:val="16"/>
+              <w:i/>
+              <w:iCs/>
+              <w:color w:val="000000" w:themeColor="text1"/>
+              <w:sz w:val="14"/>
+              <w:szCs w:val="14"/>
               <w:lang w:val="es-BO"/>
               <w14:shadow w14:blurRad="0" w14:dist="17957" w14:dir="2700000" w14:sx="100000" w14:sy="100000" w14:kx="0" w14:ky="0" w14:algn="b">
                 <w14:srgbClr w14:val="000000"/>
@@ -3962,6 +4031,16 @@
         </mc:Fallback>
       </mc:AlternateContent>
     </w:r>
+  </w:p>
+</w:hdr>
+</file>
+
+<file path=word/header3.xml><?xml version="1.0" encoding="utf-8"?>
+<w:hdr xmlns:wpc="http://schemas.microsoft.com/office/word/2010/wordprocessingCanvas" xmlns:cx="http://schemas.microsoft.com/office/drawing/2014/chartex" xmlns:cx1="http://schemas.microsoft.com/office/drawing/2015/9/8/chartex" xmlns:cx2="http://schemas.microsoft.com/office/drawing/2015/10/21/chartex" xmlns:cx3="http://schemas.microsoft.com/office/drawing/2016/5/9/chartex" xmlns:cx4="http://schemas.microsoft.com/office/drawing/2016/5/10/chartex" xmlns:cx5="http://schemas.microsoft.com/office/drawing/2016/5/11/chartex" xmlns:cx6="http://schemas.microsoft.com/office/drawing/2016/5/12/chartex" xmlns:cx7="http://schemas.microsoft.com/office/drawing/2016/5/13/chartex" xmlns:cx8="http://schemas.microsoft.com/office/drawing/2016/5/14/chartex" xmlns:mc="http://schemas.openxmlformats.org/markup-compatibility/2006" xmlns:aink="http://schemas.microsoft.com/office/drawing/2016/ink" xmlns:am3d="http://schemas.microsoft.com/office/drawing/2017/model3d" xmlns:o="urn:schemas-microsoft-com:office:office" xmlns:oel="http://schemas.microsoft.com/office/2019/extlst" xmlns:r="http://schemas.openxmlformats.org/officeDocument/2006/relationships" xmlns:m="http://schemas.openxmlformats.org/officeDocument/2006/math" xmlns:v="urn:schemas-microsoft-com:vml" xmlns:wp14="http://schemas.microsoft.com/office/word/2010/wordprocessingDrawing" xmlns:wp="http://schemas.openxmlformats.org/drawingml/2006/wordprocessingDrawing" xmlns:w10="urn:schemas-microsoft-com:office:word" xmlns:w="http://schemas.openxmlformats.org/wordprocessingml/2006/main" xmlns:w14="http://schemas.microsoft.com/office/word/2010/wordml" xmlns:w15="http://schemas.microsoft.com/office/word/2012/wordml" xmlns:w16cex="http://schemas.microsoft.com/office/word/2018/wordml/cex" xmlns:w16cid="http://schemas.microsoft.com/office/word/2016/wordml/cid" xmlns:w16="http://schemas.microsoft.com/office/word/2018/wordml" xmlns:w16du="http://schemas.microsoft.com/office/word/2023/wordml/word16du" xmlns:w16sdtdh="http://schemas.microsoft.com/office/word/2020/wordml/sdtdatahash" xmlns:w16sdtfl="http://schemas.microsoft.com/office/word/2024/wordml/sdtformatlock" xmlns:w16se="http://schemas.microsoft.com/office/word/2015/wordml/symex" xmlns:wpg="http://schemas.microsoft.com/office/word/2010/wordprocessingGroup" xmlns:wpi="http://schemas.microsoft.com/office/word/2010/wordprocessingInk" xmlns:wne="http://schemas.microsoft.com/office/word/2006/wordml" xmlns:wps="http://schemas.microsoft.com/office/word/2010/wordprocessingShape" mc:Ignorable="w14 w15 w16se w16cid w16 w16cex w16sdtdh w16sdtfl w16du wp14">
+  <w:p>
+    <w:pPr>
+      <w:pStyle w:val="Encabezado"/>
+    </w:pPr>
   </w:p>
 </w:hdr>
 </file>

--- a/src/modules/planillas_aportes/templates/resumen.docx
+++ b/src/modules/planillas_aportes/templates/resumen.docx
@@ -23,11 +23,11 @@
         <w:tblLook w:val="04A0" w:firstRow="1" w:lastRow="0" w:firstColumn="1" w:lastColumn="0" w:noHBand="0" w:noVBand="1"/>
       </w:tblPr>
       <w:tblGrid>
-        <w:gridCol w:w="2322"/>
-        <w:gridCol w:w="2083"/>
-        <w:gridCol w:w="2259"/>
-        <w:gridCol w:w="1230"/>
-        <w:gridCol w:w="3048"/>
+        <w:gridCol w:w="2442"/>
+        <w:gridCol w:w="2236"/>
+        <w:gridCol w:w="2256"/>
+        <w:gridCol w:w="1728"/>
+        <w:gridCol w:w="2280"/>
       </w:tblGrid>
       <w:tr>
         <w:trPr>
@@ -80,7 +80,7 @@
         <w:tc>
           <w:tcPr>
             <w:cnfStyle w:val="001000000000" w:firstRow="0" w:lastRow="0" w:firstColumn="1" w:lastColumn="0" w:oddVBand="0" w:evenVBand="0" w:oddHBand="0" w:evenHBand="0" w:firstRowFirstColumn="0" w:firstRowLastColumn="0" w:lastRowFirstColumn="0" w:lastRowLastColumn="0"/>
-            <w:tcW w:w="4800" w:type="dxa"/>
+            <w:tcW w:w="4820" w:type="dxa"/>
             <w:gridSpan w:val="2"/>
             <w:tcBorders>
               <w:top w:val="single" w:sz="4" w:space="0" w:color="auto"/>
@@ -88,6 +88,7 @@
               <w:bottom w:val="single" w:sz="4" w:space="0" w:color="auto"/>
               <w:right w:val="single" w:sz="4" w:space="0" w:color="auto"/>
             </w:tcBorders>
+            <w:vAlign w:val="center"/>
           </w:tcPr>
           <w:p>
             <w:pPr>
@@ -103,8 +104,8 @@
                 <w:i w:val="0"/>
                 <w:iCs w:val="0"/>
                 <w:color w:val="595959" w:themeColor="text1" w:themeTint="A6"/>
-                <w:sz w:val="20"/>
-                <w:szCs w:val="20"/>
+                <w:sz w:val="18"/>
+                <w:szCs w:val="18"/>
                 <w:lang w:val="es-BO"/>
               </w:rPr>
             </w:pPr>
@@ -116,17 +117,17 @@
                 <w:i w:val="0"/>
                 <w:iCs w:val="0"/>
                 <w:color w:val="595959" w:themeColor="text1" w:themeTint="A6"/>
-                <w:sz w:val="20"/>
-                <w:szCs w:val="20"/>
-                <w:lang w:val="es-BO"/>
-              </w:rPr>
-              <w:t xml:space="preserve">NOMBRE O RAZÓN SOCIAL </w:t>
-            </w:r>
-          </w:p>
-        </w:tc>
-        <w:tc>
-          <w:tcPr>
-            <w:tcW w:w="6142" w:type="dxa"/>
+                <w:sz w:val="18"/>
+                <w:szCs w:val="18"/>
+                <w:lang w:val="es-BO"/>
+              </w:rPr>
+              <w:t>NOMBRE O RAZÓN SOCIAL</w:t>
+            </w:r>
+          </w:p>
+        </w:tc>
+        <w:tc>
+          <w:tcPr>
+            <w:tcW w:w="6122" w:type="dxa"/>
             <w:gridSpan w:val="3"/>
             <w:tcBorders>
               <w:top w:val="single" w:sz="4" w:space="0" w:color="auto"/>
@@ -143,13 +144,12 @@
               <w:tabs>
                 <w:tab w:val="left" w:pos="7200"/>
               </w:tabs>
-              <w:jc w:val="center"/>
               <w:cnfStyle w:val="000000100000" w:firstRow="0" w:lastRow="0" w:firstColumn="0" w:lastColumn="0" w:oddVBand="0" w:evenVBand="0" w:oddHBand="1" w:evenHBand="0" w:firstRowFirstColumn="0" w:firstRowLastColumn="0" w:lastRowFirstColumn="0" w:lastRowLastColumn="0"/>
               <w:rPr>
                 <w:rFonts w:ascii="Calibri" w:hAnsi="Calibri"/>
                 <w:color w:val="595959" w:themeColor="text1" w:themeTint="A6"/>
-                <w:sz w:val="20"/>
-                <w:szCs w:val="20"/>
+                <w:sz w:val="18"/>
+                <w:szCs w:val="18"/>
                 <w:lang w:val="es-BO"/>
               </w:rPr>
             </w:pPr>
@@ -157,59 +157,28 @@
               <w:rPr>
                 <w:rFonts w:ascii="Calibri" w:hAnsi="Calibri"/>
                 <w:color w:val="auto"/>
-                <w:sz w:val="20"/>
-                <w:szCs w:val="20"/>
-              </w:rPr>
-              <w:t>{</w:t>
-            </w:r>
-            <w:proofErr w:type="spellStart"/>
-            <w:proofErr w:type="gramStart"/>
+                <w:sz w:val="18"/>
+                <w:szCs w:val="18"/>
+              </w:rPr>
+              <w:t>{d.</w:t>
+            </w:r>
             <w:r>
               <w:rPr>
                 <w:rFonts w:ascii="Calibri" w:hAnsi="Calibri"/>
                 <w:color w:val="auto"/>
-                <w:sz w:val="20"/>
-                <w:szCs w:val="20"/>
-              </w:rPr>
-              <w:t>d.</w:t>
+                <w:sz w:val="18"/>
+                <w:szCs w:val="18"/>
+              </w:rPr>
+              <w:t>planilla</w:t>
             </w:r>
             <w:r>
               <w:rPr>
                 <w:rFonts w:ascii="Calibri" w:hAnsi="Calibri"/>
                 <w:color w:val="auto"/>
-                <w:sz w:val="20"/>
-                <w:szCs w:val="20"/>
-              </w:rPr>
-              <w:t>planilla</w:t>
-            </w:r>
-            <w:proofErr w:type="gramEnd"/>
-            <w:r>
-              <w:rPr>
-                <w:rFonts w:ascii="Calibri" w:hAnsi="Calibri"/>
-                <w:color w:val="auto"/>
-                <w:sz w:val="20"/>
-                <w:szCs w:val="20"/>
-              </w:rPr>
-              <w:t>.</w:t>
-            </w:r>
-            <w:r>
-              <w:rPr>
-                <w:rFonts w:ascii="Calibri" w:hAnsi="Calibri"/>
-                <w:color w:val="auto"/>
-                <w:sz w:val="20"/>
-                <w:szCs w:val="20"/>
-              </w:rPr>
-              <w:t>empresa</w:t>
-            </w:r>
-            <w:proofErr w:type="spellEnd"/>
-            <w:r>
-              <w:rPr>
-                <w:rFonts w:ascii="Calibri" w:hAnsi="Calibri"/>
-                <w:color w:val="auto"/>
-                <w:sz w:val="20"/>
-                <w:szCs w:val="20"/>
-              </w:rPr>
-              <w:t>}</w:t>
+                <w:sz w:val="18"/>
+                <w:szCs w:val="18"/>
+              </w:rPr>
+              <w:t>.empresa}</w:t>
             </w:r>
           </w:p>
         </w:tc>
@@ -218,7 +187,7 @@
         <w:tc>
           <w:tcPr>
             <w:cnfStyle w:val="001000000000" w:firstRow="0" w:lastRow="0" w:firstColumn="1" w:lastColumn="0" w:oddVBand="0" w:evenVBand="0" w:oddHBand="0" w:evenHBand="0" w:firstRowFirstColumn="0" w:firstRowLastColumn="0" w:lastRowFirstColumn="0" w:lastRowLastColumn="0"/>
-            <w:tcW w:w="4800" w:type="dxa"/>
+            <w:tcW w:w="4820" w:type="dxa"/>
             <w:gridSpan w:val="2"/>
             <w:tcBorders>
               <w:top w:val="single" w:sz="4" w:space="0" w:color="auto"/>
@@ -239,42 +208,28 @@
                 <w:b/>
                 <w:bCs/>
                 <w:color w:val="595959" w:themeColor="text1" w:themeTint="A6"/>
-                <w:sz w:val="20"/>
-                <w:szCs w:val="20"/>
-                <w:lang w:val="es-BO"/>
-              </w:rPr>
-            </w:pPr>
-            <w:proofErr w:type="spellStart"/>
+                <w:sz w:val="18"/>
+                <w:szCs w:val="18"/>
+                <w:lang w:val="es-BO"/>
+              </w:rPr>
+            </w:pPr>
             <w:r>
               <w:rPr>
                 <w:rFonts w:ascii="Calibri" w:hAnsi="Calibri"/>
                 <w:b/>
                 <w:bCs/>
                 <w:color w:val="595959" w:themeColor="text1" w:themeTint="A6"/>
-                <w:sz w:val="20"/>
-                <w:szCs w:val="20"/>
-                <w:lang w:val="es-BO"/>
-              </w:rPr>
-              <w:t>N°</w:t>
-            </w:r>
-            <w:proofErr w:type="spellEnd"/>
-            <w:r>
-              <w:rPr>
-                <w:rFonts w:ascii="Calibri" w:hAnsi="Calibri"/>
-                <w:b/>
-                <w:bCs/>
-                <w:color w:val="595959" w:themeColor="text1" w:themeTint="A6"/>
-                <w:sz w:val="20"/>
-                <w:szCs w:val="20"/>
-                <w:lang w:val="es-BO"/>
-              </w:rPr>
-              <w:t xml:space="preserve"> PATRONAL</w:t>
-            </w:r>
-          </w:p>
-        </w:tc>
-        <w:tc>
-          <w:tcPr>
-            <w:tcW w:w="6142" w:type="dxa"/>
+                <w:sz w:val="18"/>
+                <w:szCs w:val="18"/>
+                <w:lang w:val="es-BO"/>
+              </w:rPr>
+              <w:t>N° PATRONAL</w:t>
+            </w:r>
+          </w:p>
+        </w:tc>
+        <w:tc>
+          <w:tcPr>
+            <w:tcW w:w="6122" w:type="dxa"/>
             <w:gridSpan w:val="3"/>
             <w:tcBorders>
               <w:top w:val="single" w:sz="4" w:space="0" w:color="auto"/>
@@ -291,71 +246,21 @@
               <w:tabs>
                 <w:tab w:val="left" w:pos="7200"/>
               </w:tabs>
-              <w:jc w:val="center"/>
               <w:cnfStyle w:val="000000000000" w:firstRow="0" w:lastRow="0" w:firstColumn="0" w:lastColumn="0" w:oddVBand="0" w:evenVBand="0" w:oddHBand="0" w:evenHBand="0" w:firstRowFirstColumn="0" w:firstRowLastColumn="0" w:lastRowFirstColumn="0" w:lastRowLastColumn="0"/>
               <w:rPr>
                 <w:rFonts w:ascii="Calibri" w:hAnsi="Calibri"/>
-                <w:sz w:val="20"/>
-                <w:szCs w:val="20"/>
+                <w:sz w:val="18"/>
+                <w:szCs w:val="18"/>
               </w:rPr>
             </w:pPr>
             <w:r>
               <w:rPr>
                 <w:rFonts w:ascii="Calibri" w:hAnsi="Calibri"/>
                 <w:color w:val="auto"/>
-                <w:sz w:val="20"/>
-                <w:szCs w:val="20"/>
-              </w:rPr>
-              <w:t>{</w:t>
-            </w:r>
-            <w:proofErr w:type="spellStart"/>
-            <w:proofErr w:type="gramStart"/>
-            <w:r>
-              <w:rPr>
-                <w:rFonts w:ascii="Calibri" w:hAnsi="Calibri"/>
-                <w:color w:val="auto"/>
-                <w:sz w:val="20"/>
-                <w:szCs w:val="20"/>
-              </w:rPr>
-              <w:t>d.</w:t>
-            </w:r>
-            <w:r>
-              <w:rPr>
-                <w:rFonts w:ascii="Calibri" w:hAnsi="Calibri"/>
-                <w:color w:val="auto"/>
-                <w:sz w:val="20"/>
-                <w:szCs w:val="20"/>
-              </w:rPr>
-              <w:t>planilla</w:t>
-            </w:r>
-            <w:proofErr w:type="gramEnd"/>
-            <w:r>
-              <w:rPr>
-                <w:rFonts w:ascii="Calibri" w:hAnsi="Calibri"/>
-                <w:color w:val="auto"/>
-                <w:sz w:val="20"/>
-                <w:szCs w:val="20"/>
-              </w:rPr>
-              <w:t>.</w:t>
-            </w:r>
-            <w:r>
-              <w:rPr>
-                <w:rFonts w:ascii="Calibri" w:hAnsi="Calibri"/>
-                <w:color w:val="auto"/>
-                <w:sz w:val="20"/>
-                <w:szCs w:val="20"/>
-              </w:rPr>
-              <w:t>patronal</w:t>
-            </w:r>
-            <w:proofErr w:type="spellEnd"/>
-            <w:r>
-              <w:rPr>
-                <w:rFonts w:ascii="Calibri" w:hAnsi="Calibri"/>
-                <w:color w:val="auto"/>
-                <w:sz w:val="20"/>
-                <w:szCs w:val="20"/>
-              </w:rPr>
-              <w:t>}</w:t>
+                <w:sz w:val="18"/>
+                <w:szCs w:val="18"/>
+              </w:rPr>
+              <w:t>{d.planilla.patronal}</w:t>
             </w:r>
           </w:p>
         </w:tc>
@@ -367,7 +272,7 @@
         <w:tc>
           <w:tcPr>
             <w:cnfStyle w:val="001000000000" w:firstRow="0" w:lastRow="0" w:firstColumn="1" w:lastColumn="0" w:oddVBand="0" w:evenVBand="0" w:oddHBand="0" w:evenHBand="0" w:firstRowFirstColumn="0" w:firstRowLastColumn="0" w:lastRowFirstColumn="0" w:lastRowLastColumn="0"/>
-            <w:tcW w:w="4800" w:type="dxa"/>
+            <w:tcW w:w="4820" w:type="dxa"/>
             <w:gridSpan w:val="2"/>
             <w:tcBorders>
               <w:top w:val="single" w:sz="4" w:space="0" w:color="auto"/>
@@ -388,8 +293,8 @@
                 <w:b/>
                 <w:bCs/>
                 <w:color w:val="595959" w:themeColor="text1" w:themeTint="A6"/>
-                <w:sz w:val="20"/>
-                <w:szCs w:val="20"/>
+                <w:sz w:val="18"/>
+                <w:szCs w:val="18"/>
                 <w:lang w:val="es-BO"/>
               </w:rPr>
             </w:pPr>
@@ -399,8 +304,8 @@
                 <w:b/>
                 <w:bCs/>
                 <w:color w:val="595959" w:themeColor="text1" w:themeTint="A6"/>
-                <w:sz w:val="20"/>
-                <w:szCs w:val="20"/>
+                <w:sz w:val="18"/>
+                <w:szCs w:val="18"/>
                 <w:lang w:val="es-BO"/>
               </w:rPr>
               <w:t>FECHA PRESENTACION PLANILLA</w:t>
@@ -409,7 +314,7 @@
         </w:tc>
         <w:tc>
           <w:tcPr>
-            <w:tcW w:w="6142" w:type="dxa"/>
+            <w:tcW w:w="6122" w:type="dxa"/>
             <w:gridSpan w:val="3"/>
             <w:tcBorders>
               <w:top w:val="single" w:sz="4" w:space="0" w:color="auto"/>
@@ -426,71 +331,21 @@
               <w:tabs>
                 <w:tab w:val="left" w:pos="7200"/>
               </w:tabs>
-              <w:jc w:val="center"/>
               <w:cnfStyle w:val="000000100000" w:firstRow="0" w:lastRow="0" w:firstColumn="0" w:lastColumn="0" w:oddVBand="0" w:evenVBand="0" w:oddHBand="1" w:evenHBand="0" w:firstRowFirstColumn="0" w:firstRowLastColumn="0" w:lastRowFirstColumn="0" w:lastRowLastColumn="0"/>
               <w:rPr>
                 <w:rFonts w:ascii="Calibri" w:hAnsi="Calibri"/>
-                <w:sz w:val="20"/>
-                <w:szCs w:val="20"/>
+                <w:sz w:val="18"/>
+                <w:szCs w:val="18"/>
               </w:rPr>
             </w:pPr>
             <w:r>
               <w:rPr>
                 <w:rFonts w:ascii="Calibri" w:hAnsi="Calibri"/>
                 <w:color w:val="auto"/>
-                <w:sz w:val="20"/>
-                <w:szCs w:val="20"/>
-              </w:rPr>
-              <w:t>{</w:t>
-            </w:r>
-            <w:proofErr w:type="spellStart"/>
-            <w:proofErr w:type="gramStart"/>
-            <w:r>
-              <w:rPr>
-                <w:rFonts w:ascii="Calibri" w:hAnsi="Calibri"/>
-                <w:color w:val="auto"/>
-                <w:sz w:val="20"/>
-                <w:szCs w:val="20"/>
-              </w:rPr>
-              <w:t>d.</w:t>
-            </w:r>
-            <w:r>
-              <w:rPr>
-                <w:rFonts w:ascii="Calibri" w:hAnsi="Calibri"/>
-                <w:color w:val="auto"/>
-                <w:sz w:val="20"/>
-                <w:szCs w:val="20"/>
-              </w:rPr>
-              <w:t>planilla</w:t>
-            </w:r>
-            <w:proofErr w:type="gramEnd"/>
-            <w:r>
-              <w:rPr>
-                <w:rFonts w:ascii="Calibri" w:hAnsi="Calibri"/>
-                <w:color w:val="auto"/>
-                <w:sz w:val="20"/>
-                <w:szCs w:val="20"/>
-              </w:rPr>
-              <w:t>.</w:t>
-            </w:r>
-            <w:r>
-              <w:rPr>
-                <w:rFonts w:ascii="Calibri" w:hAnsi="Calibri"/>
-                <w:color w:val="auto"/>
-                <w:sz w:val="20"/>
-                <w:szCs w:val="20"/>
-              </w:rPr>
-              <w:t>fecha_declarada</w:t>
-            </w:r>
-            <w:proofErr w:type="spellEnd"/>
-            <w:r>
-              <w:rPr>
-                <w:rFonts w:ascii="Calibri" w:hAnsi="Calibri"/>
-                <w:color w:val="auto"/>
-                <w:sz w:val="20"/>
-                <w:szCs w:val="20"/>
-              </w:rPr>
-              <w:t>}</w:t>
+                <w:sz w:val="18"/>
+                <w:szCs w:val="18"/>
+              </w:rPr>
+              <w:t>{d.planilla.fecha_declarada}</w:t>
             </w:r>
           </w:p>
         </w:tc>
@@ -499,8 +354,8 @@
         <w:tc>
           <w:tcPr>
             <w:cnfStyle w:val="001000000000" w:firstRow="0" w:lastRow="0" w:firstColumn="1" w:lastColumn="0" w:oddVBand="0" w:evenVBand="0" w:oddHBand="0" w:evenHBand="0" w:firstRowFirstColumn="0" w:firstRowLastColumn="0" w:lastRowFirstColumn="0" w:lastRowLastColumn="0"/>
-            <w:tcW w:w="10942" w:type="dxa"/>
-            <w:gridSpan w:val="5"/>
+            <w:tcW w:w="4820" w:type="dxa"/>
+            <w:gridSpan w:val="2"/>
             <w:tcBorders>
               <w:top w:val="single" w:sz="4" w:space="0" w:color="auto"/>
               <w:left w:val="single" w:sz="4" w:space="0" w:color="auto"/>
@@ -514,16 +369,84 @@
               <w:tabs>
                 <w:tab w:val="left" w:pos="7200"/>
               </w:tabs>
-              <w:rPr>
-                <w:rFonts w:ascii="Calibri" w:hAnsi="Calibri"/>
-                <w:i w:val="0"/>
-                <w:iCs w:val="0"/>
+              <w:jc w:val="left"/>
+              <w:rPr>
+                <w:rFonts w:ascii="Calibri" w:hAnsi="Calibri"/>
+                <w:b/>
+                <w:bCs/>
                 <w:color w:val="595959" w:themeColor="text1" w:themeTint="A6"/>
-                <w:sz w:val="20"/>
-                <w:szCs w:val="20"/>
-                <w:lang w:val="es-BO"/>
-              </w:rPr>
-            </w:pPr>
+                <w:sz w:val="18"/>
+                <w:szCs w:val="18"/>
+                <w:lang w:val="es-BO"/>
+              </w:rPr>
+            </w:pPr>
+            <w:r>
+              <w:rPr>
+                <w:rFonts w:ascii="Calibri" w:hAnsi="Calibri"/>
+                <w:b/>
+                <w:bCs/>
+                <w:color w:val="595959" w:themeColor="text1" w:themeTint="A6"/>
+                <w:sz w:val="18"/>
+                <w:szCs w:val="18"/>
+                <w:lang w:val="es-BO"/>
+              </w:rPr>
+              <w:t xml:space="preserve">PRESENTADO POR </w:t>
+            </w:r>
+          </w:p>
+        </w:tc>
+        <w:tc>
+          <w:tcPr>
+            <w:tcW w:w="6122" w:type="dxa"/>
+            <w:gridSpan w:val="3"/>
+            <w:tcBorders>
+              <w:top w:val="single" w:sz="4" w:space="0" w:color="auto"/>
+              <w:left w:val="single" w:sz="4" w:space="0" w:color="auto"/>
+              <w:bottom w:val="single" w:sz="4" w:space="0" w:color="auto"/>
+              <w:right w:val="single" w:sz="4" w:space="0" w:color="auto"/>
+            </w:tcBorders>
+            <w:shd w:val="clear" w:color="auto" w:fill="E7E6E6" w:themeFill="background2"/>
+            <w:vAlign w:val="center"/>
+          </w:tcPr>
+          <w:p>
+            <w:pPr>
+              <w:pStyle w:val="Standard"/>
+              <w:tabs>
+                <w:tab w:val="left" w:pos="7200"/>
+              </w:tabs>
+              <w:cnfStyle w:val="000000000000" w:firstRow="0" w:lastRow="0" w:firstColumn="0" w:lastColumn="0" w:oddVBand="0" w:evenVBand="0" w:oddHBand="0" w:evenHBand="0" w:firstRowFirstColumn="0" w:firstRowLastColumn="0" w:lastRowFirstColumn="0" w:lastRowLastColumn="0"/>
+              <w:rPr>
+                <w:rFonts w:ascii="Calibri" w:hAnsi="Calibri"/>
+                <w:sz w:val="18"/>
+                <w:szCs w:val="18"/>
+              </w:rPr>
+            </w:pPr>
+            <w:r>
+              <w:rPr>
+                <w:rFonts w:ascii="Calibri" w:hAnsi="Calibri"/>
+                <w:color w:val="auto"/>
+                <w:sz w:val="18"/>
+                <w:szCs w:val="18"/>
+              </w:rPr>
+              <w:t>{d.planilla.</w:t>
+            </w:r>
+            <w:r>
+              <w:rPr>
+                <w:rFonts w:ascii="Calibri" w:hAnsi="Calibri"/>
+                <w:color w:val="auto"/>
+                <w:sz w:val="18"/>
+                <w:szCs w:val="18"/>
+              </w:rPr>
+              <w:t>presentado_por</w:t>
+            </w:r>
+            <w:r>
+              <w:rPr>
+                <w:rFonts w:ascii="Calibri" w:hAnsi="Calibri"/>
+                <w:color w:val="auto"/>
+                <w:sz w:val="18"/>
+                <w:szCs w:val="18"/>
+              </w:rPr>
+              <w:t>}</w:t>
+            </w:r>
           </w:p>
         </w:tc>
       </w:tr>
@@ -534,60 +457,45 @@
         <w:tc>
           <w:tcPr>
             <w:cnfStyle w:val="001000000000" w:firstRow="0" w:lastRow="0" w:firstColumn="1" w:lastColumn="0" w:oddVBand="0" w:evenVBand="0" w:oddHBand="0" w:evenHBand="0" w:firstRowFirstColumn="0" w:firstRowLastColumn="0" w:lastRowFirstColumn="0" w:lastRowLastColumn="0"/>
-            <w:tcW w:w="2717" w:type="dxa"/>
+            <w:tcW w:w="10942" w:type="dxa"/>
+            <w:gridSpan w:val="5"/>
             <w:tcBorders>
               <w:top w:val="single" w:sz="4" w:space="0" w:color="auto"/>
               <w:left w:val="single" w:sz="4" w:space="0" w:color="auto"/>
               <w:bottom w:val="single" w:sz="4" w:space="0" w:color="auto"/>
               <w:right w:val="single" w:sz="4" w:space="0" w:color="auto"/>
             </w:tcBorders>
-            <w:vAlign w:val="center"/>
-          </w:tcPr>
-          <w:p>
-            <w:pPr>
-              <w:pStyle w:val="Standard"/>
-              <w:tabs>
-                <w:tab w:val="left" w:pos="7200"/>
-              </w:tabs>
-              <w:jc w:val="center"/>
-              <w:rPr>
-                <w:rFonts w:ascii="Calibri" w:hAnsi="Calibri"/>
-                <w:b/>
-                <w:bCs/>
+          </w:tcPr>
+          <w:p>
+            <w:pPr>
+              <w:pStyle w:val="Standard"/>
+              <w:tabs>
+                <w:tab w:val="left" w:pos="7200"/>
+              </w:tabs>
+              <w:rPr>
+                <w:rFonts w:ascii="Calibri" w:hAnsi="Calibri"/>
                 <w:i w:val="0"/>
                 <w:iCs w:val="0"/>
                 <w:color w:val="595959" w:themeColor="text1" w:themeTint="A6"/>
-                <w:sz w:val="18"/>
-                <w:szCs w:val="18"/>
-                <w:lang w:val="es-BO"/>
-              </w:rPr>
-            </w:pPr>
-            <w:r>
-              <w:rPr>
-                <w:rFonts w:ascii="Calibri" w:hAnsi="Calibri"/>
-                <w:b/>
-                <w:bCs/>
-                <w:i w:val="0"/>
-                <w:iCs w:val="0"/>
-                <w:color w:val="595959" w:themeColor="text1" w:themeTint="A6"/>
-                <w:sz w:val="18"/>
-                <w:szCs w:val="18"/>
-                <w:lang w:val="es-BO"/>
-              </w:rPr>
-              <w:t>MES Y AÑO DE LA PLANILLA</w:t>
-            </w:r>
-          </w:p>
-        </w:tc>
-        <w:tc>
-          <w:tcPr>
-            <w:tcW w:w="2083" w:type="dxa"/>
+                <w:sz w:val="20"/>
+                <w:szCs w:val="20"/>
+                <w:lang w:val="es-BO"/>
+              </w:rPr>
+            </w:pPr>
+          </w:p>
+        </w:tc>
+      </w:tr>
+      <w:tr>
+        <w:tc>
+          <w:tcPr>
+            <w:cnfStyle w:val="001000000000" w:firstRow="0" w:lastRow="0" w:firstColumn="1" w:lastColumn="0" w:oddVBand="0" w:evenVBand="0" w:oddHBand="0" w:evenHBand="0" w:firstRowFirstColumn="0" w:firstRowLastColumn="0" w:lastRowFirstColumn="0" w:lastRowLastColumn="0"/>
+            <w:tcW w:w="2564" w:type="dxa"/>
             <w:tcBorders>
               <w:top w:val="single" w:sz="4" w:space="0" w:color="auto"/>
               <w:left w:val="single" w:sz="4" w:space="0" w:color="auto"/>
               <w:bottom w:val="single" w:sz="4" w:space="0" w:color="auto"/>
               <w:right w:val="single" w:sz="4" w:space="0" w:color="auto"/>
             </w:tcBorders>
-            <w:shd w:val="clear" w:color="auto" w:fill="FFFFFF" w:themeFill="background1"/>
             <w:vAlign w:val="center"/>
           </w:tcPr>
           <w:p>
@@ -597,48 +505,37 @@
                 <w:tab w:val="left" w:pos="7200"/>
               </w:tabs>
               <w:jc w:val="center"/>
-              <w:cnfStyle w:val="000000100000" w:firstRow="0" w:lastRow="0" w:firstColumn="0" w:lastColumn="0" w:oddVBand="0" w:evenVBand="0" w:oddHBand="1" w:evenHBand="0" w:firstRowFirstColumn="0" w:firstRowLastColumn="0" w:lastRowFirstColumn="0" w:lastRowLastColumn="0"/>
-              <w:rPr>
-                <w:rFonts w:ascii="Calibri" w:hAnsi="Calibri"/>
-                <w:b/>
-                <w:bCs/>
+              <w:rPr>
+                <w:rFonts w:ascii="Calibri" w:hAnsi="Calibri"/>
+                <w:b/>
+                <w:bCs/>
+                <w:i w:val="0"/>
+                <w:iCs w:val="0"/>
                 <w:color w:val="595959" w:themeColor="text1" w:themeTint="A6"/>
                 <w:sz w:val="18"/>
                 <w:szCs w:val="18"/>
                 <w:lang w:val="es-BO"/>
               </w:rPr>
             </w:pPr>
-            <w:proofErr w:type="spellStart"/>
-            <w:r>
-              <w:rPr>
-                <w:rFonts w:ascii="Calibri" w:hAnsi="Calibri"/>
-                <w:b/>
-                <w:bCs/>
+            <w:r>
+              <w:rPr>
+                <w:rFonts w:ascii="Calibri" w:hAnsi="Calibri"/>
+                <w:b/>
+                <w:bCs/>
+                <w:i w:val="0"/>
+                <w:iCs w:val="0"/>
                 <w:color w:val="595959" w:themeColor="text1" w:themeTint="A6"/>
                 <w:sz w:val="18"/>
                 <w:szCs w:val="18"/>
                 <w:lang w:val="es-BO"/>
               </w:rPr>
-              <w:t>N°</w:t>
-            </w:r>
-            <w:proofErr w:type="spellEnd"/>
-            <w:r>
-              <w:rPr>
-                <w:rFonts w:ascii="Calibri" w:hAnsi="Calibri"/>
-                <w:b/>
-                <w:bCs/>
-                <w:color w:val="595959" w:themeColor="text1" w:themeTint="A6"/>
-                <w:sz w:val="18"/>
-                <w:szCs w:val="18"/>
-                <w:lang w:val="es-BO"/>
-              </w:rPr>
-              <w:t xml:space="preserve"> DE TRAB.</w:t>
-            </w:r>
-          </w:p>
-        </w:tc>
-        <w:tc>
-          <w:tcPr>
-            <w:tcW w:w="2260" w:type="dxa"/>
+              <w:t>MES Y AÑO DE LA PLANILLA</w:t>
+            </w:r>
+          </w:p>
+        </w:tc>
+        <w:tc>
+          <w:tcPr>
+            <w:tcW w:w="2256" w:type="dxa"/>
             <w:tcBorders>
               <w:top w:val="single" w:sz="4" w:space="0" w:color="auto"/>
               <w:left w:val="single" w:sz="4" w:space="0" w:color="auto"/>
@@ -655,7 +552,7 @@
                 <w:tab w:val="left" w:pos="7200"/>
               </w:tabs>
               <w:jc w:val="center"/>
-              <w:cnfStyle w:val="000000100000" w:firstRow="0" w:lastRow="0" w:firstColumn="0" w:lastColumn="0" w:oddVBand="0" w:evenVBand="0" w:oddHBand="1" w:evenHBand="0" w:firstRowFirstColumn="0" w:firstRowLastColumn="0" w:lastRowFirstColumn="0" w:lastRowLastColumn="0"/>
+              <w:cnfStyle w:val="000000000000" w:firstRow="0" w:lastRow="0" w:firstColumn="0" w:lastColumn="0" w:oddVBand="0" w:evenVBand="0" w:oddHBand="0" w:evenHBand="0" w:firstRowFirstColumn="0" w:firstRowLastColumn="0" w:lastRowFirstColumn="0" w:lastRowLastColumn="0"/>
               <w:rPr>
                 <w:rFonts w:ascii="Calibri" w:hAnsi="Calibri"/>
                 <w:b/>
@@ -666,7 +563,6 @@
                 <w:lang w:val="es-BO"/>
               </w:rPr>
             </w:pPr>
-            <w:proofErr w:type="gramStart"/>
             <w:r>
               <w:rPr>
                 <w:rFonts w:ascii="Calibri" w:hAnsi="Calibri"/>
@@ -677,129 +573,13 @@
                 <w:szCs w:val="18"/>
                 <w:lang w:val="es-BO"/>
               </w:rPr>
-              <w:t>TOTAL</w:t>
-            </w:r>
-            <w:proofErr w:type="gramEnd"/>
-            <w:r>
-              <w:rPr>
-                <w:rFonts w:ascii="Calibri" w:hAnsi="Calibri"/>
-                <w:b/>
-                <w:bCs/>
-                <w:color w:val="595959" w:themeColor="text1" w:themeTint="A6"/>
-                <w:sz w:val="18"/>
-                <w:szCs w:val="18"/>
-                <w:lang w:val="es-BO"/>
-              </w:rPr>
-              <w:t xml:space="preserve"> SALARIOS</w:t>
-            </w:r>
-          </w:p>
-        </w:tc>
-        <w:tc>
-          <w:tcPr>
-            <w:tcW w:w="1541" w:type="dxa"/>
-            <w:vMerge w:val="restart"/>
-            <w:tcBorders>
-              <w:top w:val="single" w:sz="4" w:space="0" w:color="auto"/>
-              <w:left w:val="single" w:sz="4" w:space="0" w:color="auto"/>
-              <w:right w:val="single" w:sz="4" w:space="0" w:color="auto"/>
-            </w:tcBorders>
-            <w:shd w:val="clear" w:color="auto" w:fill="DEEAF6" w:themeFill="accent5" w:themeFillTint="33"/>
-            <w:vAlign w:val="center"/>
-          </w:tcPr>
-          <w:p>
-            <w:pPr>
-              <w:pStyle w:val="Standard"/>
-              <w:tabs>
-                <w:tab w:val="left" w:pos="7200"/>
-              </w:tabs>
-              <w:jc w:val="center"/>
-              <w:cnfStyle w:val="000000100000" w:firstRow="0" w:lastRow="0" w:firstColumn="0" w:lastColumn="0" w:oddVBand="0" w:evenVBand="0" w:oddHBand="1" w:evenHBand="0" w:firstRowFirstColumn="0" w:firstRowLastColumn="0" w:lastRowFirstColumn="0" w:lastRowLastColumn="0"/>
-              <w:rPr>
-                <w:rFonts w:ascii="Calibri" w:hAnsi="Calibri"/>
-                <w:i/>
-                <w:iCs/>
-                <w:color w:val="595959" w:themeColor="text1" w:themeTint="A6"/>
-                <w:sz w:val="18"/>
-                <w:szCs w:val="18"/>
-                <w:lang w:val="es-BO"/>
-              </w:rPr>
-            </w:pPr>
-            <w:r>
-              <w:rPr>
-                <w:rFonts w:ascii="Calibri" w:hAnsi="Calibri"/>
-                <w:i/>
-                <w:iCs/>
-                <w:color w:val="595959" w:themeColor="text1" w:themeTint="A6"/>
-                <w:sz w:val="18"/>
-                <w:szCs w:val="18"/>
-                <w:lang w:val="es-BO"/>
-              </w:rPr>
-              <w:t>TASA</w:t>
-            </w:r>
-          </w:p>
-          <w:p>
-            <w:pPr>
-              <w:pStyle w:val="Standard"/>
-              <w:tabs>
-                <w:tab w:val="left" w:pos="7200"/>
-              </w:tabs>
-              <w:jc w:val="center"/>
-              <w:cnfStyle w:val="000000100000" w:firstRow="0" w:lastRow="0" w:firstColumn="0" w:lastColumn="0" w:oddVBand="0" w:evenVBand="0" w:oddHBand="1" w:evenHBand="0" w:firstRowFirstColumn="0" w:firstRowLastColumn="0" w:lastRowFirstColumn="0" w:lastRowLastColumn="0"/>
-              <w:rPr>
-                <w:rFonts w:ascii="Calibri" w:hAnsi="Calibri"/>
-                <w:i/>
-                <w:iCs/>
-                <w:color w:val="auto"/>
-                <w:sz w:val="18"/>
-                <w:szCs w:val="18"/>
-              </w:rPr>
-            </w:pPr>
-            <w:r>
-              <w:rPr>
-                <w:rFonts w:ascii="Calibri" w:hAnsi="Calibri"/>
-                <w:i/>
-                <w:iCs/>
-                <w:color w:val="auto"/>
-                <w:sz w:val="18"/>
-                <w:szCs w:val="18"/>
-              </w:rPr>
-              <w:t xml:space="preserve">A = 10 % </w:t>
-            </w:r>
-          </w:p>
-          <w:p>
-            <w:pPr>
-              <w:pStyle w:val="Standard"/>
-              <w:tabs>
-                <w:tab w:val="left" w:pos="7200"/>
-              </w:tabs>
-              <w:jc w:val="center"/>
-              <w:cnfStyle w:val="000000100000" w:firstRow="0" w:lastRow="0" w:firstColumn="0" w:lastColumn="0" w:oddVBand="0" w:evenVBand="0" w:oddHBand="1" w:evenHBand="0" w:firstRowFirstColumn="0" w:firstRowLastColumn="0" w:lastRowFirstColumn="0" w:lastRowLastColumn="0"/>
-              <w:rPr>
-                <w:rFonts w:ascii="Calibri" w:hAnsi="Calibri"/>
-                <w:b/>
-                <w:bCs/>
-                <w:color w:val="595959" w:themeColor="text1" w:themeTint="A6"/>
-                <w:sz w:val="20"/>
-                <w:szCs w:val="20"/>
-                <w:lang w:val="es-BO"/>
-              </w:rPr>
-            </w:pPr>
-            <w:r>
-              <w:rPr>
-                <w:rFonts w:ascii="Calibri" w:hAnsi="Calibri"/>
-                <w:i/>
-                <w:iCs/>
-                <w:color w:val="auto"/>
-                <w:sz w:val="18"/>
-                <w:szCs w:val="18"/>
-              </w:rPr>
-              <w:t>P = 3%</w:t>
-            </w:r>
-          </w:p>
-        </w:tc>
-        <w:tc>
-          <w:tcPr>
-            <w:tcW w:w="2341" w:type="dxa"/>
+              <w:t>N° DE TRAB.</w:t>
+            </w:r>
+          </w:p>
+        </w:tc>
+        <w:tc>
+          <w:tcPr>
+            <w:tcW w:w="2087" w:type="dxa"/>
             <w:tcBorders>
               <w:top w:val="single" w:sz="4" w:space="0" w:color="auto"/>
               <w:left w:val="single" w:sz="4" w:space="0" w:color="auto"/>
@@ -816,14 +596,14 @@
                 <w:tab w:val="left" w:pos="7200"/>
               </w:tabs>
               <w:jc w:val="center"/>
-              <w:cnfStyle w:val="000000100000" w:firstRow="0" w:lastRow="0" w:firstColumn="0" w:lastColumn="0" w:oddVBand="0" w:evenVBand="0" w:oddHBand="1" w:evenHBand="0" w:firstRowFirstColumn="0" w:firstRowLastColumn="0" w:lastRowFirstColumn="0" w:lastRowLastColumn="0"/>
+              <w:cnfStyle w:val="000000000000" w:firstRow="0" w:lastRow="0" w:firstColumn="0" w:lastColumn="0" w:oddVBand="0" w:evenVBand="0" w:oddHBand="0" w:evenHBand="0" w:firstRowFirstColumn="0" w:firstRowLastColumn="0" w:lastRowFirstColumn="0" w:lastRowLastColumn="0"/>
               <w:rPr>
                 <w:rFonts w:ascii="Calibri" w:hAnsi="Calibri"/>
                 <w:b/>
                 <w:bCs/>
                 <w:color w:val="595959" w:themeColor="text1" w:themeTint="A6"/>
-                <w:sz w:val="20"/>
-                <w:szCs w:val="20"/>
+                <w:sz w:val="18"/>
+                <w:szCs w:val="18"/>
                 <w:lang w:val="es-BO"/>
               </w:rPr>
             </w:pPr>
@@ -837,158 +617,124 @@
                 <w:szCs w:val="18"/>
                 <w:lang w:val="es-BO"/>
               </w:rPr>
-              <w:t>COTIZACIÓN</w:t>
-            </w:r>
-          </w:p>
-        </w:tc>
-      </w:tr>
-      <w:tr>
-        <w:tc>
-          <w:tcPr>
-            <w:cnfStyle w:val="001000000000" w:firstRow="0" w:lastRow="0" w:firstColumn="1" w:lastColumn="0" w:oddVBand="0" w:evenVBand="0" w:oddHBand="0" w:evenHBand="0" w:firstRowFirstColumn="0" w:firstRowLastColumn="0" w:lastRowFirstColumn="0" w:lastRowLastColumn="0"/>
-            <w:tcW w:w="2717" w:type="dxa"/>
+              <w:t>TOTAL SALARIOS</w:t>
+            </w:r>
+          </w:p>
+        </w:tc>
+        <w:tc>
+          <w:tcPr>
+            <w:tcW w:w="1728" w:type="dxa"/>
+            <w:vMerge w:val="restart"/>
+            <w:tcBorders>
+              <w:top w:val="single" w:sz="4" w:space="0" w:color="auto"/>
+              <w:left w:val="single" w:sz="4" w:space="0" w:color="auto"/>
+              <w:right w:val="single" w:sz="4" w:space="0" w:color="auto"/>
+            </w:tcBorders>
+            <w:shd w:val="clear" w:color="auto" w:fill="DEEAF6" w:themeFill="accent5" w:themeFillTint="33"/>
+            <w:vAlign w:val="center"/>
+          </w:tcPr>
+          <w:p>
+            <w:pPr>
+              <w:pStyle w:val="Standard"/>
+              <w:tabs>
+                <w:tab w:val="left" w:pos="7200"/>
+              </w:tabs>
+              <w:jc w:val="center"/>
+              <w:cnfStyle w:val="000000000000" w:firstRow="0" w:lastRow="0" w:firstColumn="0" w:lastColumn="0" w:oddVBand="0" w:evenVBand="0" w:oddHBand="0" w:evenHBand="0" w:firstRowFirstColumn="0" w:firstRowLastColumn="0" w:lastRowFirstColumn="0" w:lastRowLastColumn="0"/>
+              <w:rPr>
+                <w:rFonts w:ascii="Calibri" w:hAnsi="Calibri"/>
+                <w:i/>
+                <w:iCs/>
+                <w:color w:val="595959" w:themeColor="text1" w:themeTint="A6"/>
+                <w:sz w:val="18"/>
+                <w:szCs w:val="18"/>
+                <w:lang w:val="es-BO"/>
+              </w:rPr>
+            </w:pPr>
+            <w:r>
+              <w:rPr>
+                <w:rFonts w:ascii="Calibri" w:hAnsi="Calibri"/>
+                <w:i/>
+                <w:iCs/>
+                <w:color w:val="595959" w:themeColor="text1" w:themeTint="A6"/>
+                <w:sz w:val="18"/>
+                <w:szCs w:val="18"/>
+                <w:lang w:val="es-BO"/>
+              </w:rPr>
+              <w:t>TASA</w:t>
+            </w:r>
+          </w:p>
+          <w:p>
+            <w:pPr>
+              <w:pStyle w:val="Standard"/>
+              <w:tabs>
+                <w:tab w:val="left" w:pos="7200"/>
+              </w:tabs>
+              <w:jc w:val="center"/>
+              <w:cnfStyle w:val="000000000000" w:firstRow="0" w:lastRow="0" w:firstColumn="0" w:lastColumn="0" w:oddVBand="0" w:evenVBand="0" w:oddHBand="0" w:evenHBand="0" w:firstRowFirstColumn="0" w:firstRowLastColumn="0" w:lastRowFirstColumn="0" w:lastRowLastColumn="0"/>
+              <w:rPr>
+                <w:rFonts w:ascii="Calibri" w:hAnsi="Calibri"/>
+                <w:b/>
+                <w:bCs/>
+                <w:i/>
+                <w:iCs/>
+                <w:color w:val="595959" w:themeColor="text1" w:themeTint="A6"/>
+                <w:sz w:val="20"/>
+                <w:szCs w:val="20"/>
+                <w:lang w:val="es-BO"/>
+              </w:rPr>
+            </w:pPr>
+            <w:r>
+              <w:rPr>
+                <w:rFonts w:ascii="Calibri" w:hAnsi="Calibri"/>
+                <w:b/>
+                <w:bCs/>
+                <w:i/>
+                <w:iCs/>
+                <w:color w:val="auto"/>
+                <w:sz w:val="20"/>
+                <w:szCs w:val="20"/>
+              </w:rPr>
+              <w:t>{d.planilla.tasa}</w:t>
+            </w:r>
+            <w:r>
+              <w:rPr>
+                <w:rFonts w:ascii="Calibri" w:hAnsi="Calibri"/>
+                <w:b/>
+                <w:bCs/>
+                <w:i/>
+                <w:iCs/>
+                <w:color w:val="auto"/>
+                <w:sz w:val="20"/>
+                <w:szCs w:val="20"/>
+              </w:rPr>
+              <w:t xml:space="preserve"> </w:t>
+            </w:r>
+            <w:r>
+              <w:rPr>
+                <w:rFonts w:ascii="Calibri" w:hAnsi="Calibri"/>
+                <w:b/>
+                <w:bCs/>
+                <w:i/>
+                <w:iCs/>
+                <w:color w:val="auto"/>
+                <w:sz w:val="20"/>
+                <w:szCs w:val="20"/>
+              </w:rPr>
+              <w:t>%</w:t>
+            </w:r>
+          </w:p>
+        </w:tc>
+        <w:tc>
+          <w:tcPr>
+            <w:tcW w:w="2307" w:type="dxa"/>
             <w:tcBorders>
               <w:top w:val="single" w:sz="4" w:space="0" w:color="auto"/>
               <w:left w:val="single" w:sz="4" w:space="0" w:color="auto"/>
               <w:bottom w:val="single" w:sz="4" w:space="0" w:color="auto"/>
               <w:right w:val="single" w:sz="4" w:space="0" w:color="auto"/>
             </w:tcBorders>
-            <w:shd w:val="clear" w:color="auto" w:fill="E7E6E6" w:themeFill="background2"/>
-            <w:vAlign w:val="center"/>
-          </w:tcPr>
-          <w:p>
-            <w:pPr>
-              <w:pStyle w:val="Standard"/>
-              <w:tabs>
-                <w:tab w:val="left" w:pos="7200"/>
-              </w:tabs>
-              <w:jc w:val="center"/>
-              <w:rPr>
-                <w:rFonts w:ascii="Calibri" w:hAnsi="Calibri"/>
-                <w:i w:val="0"/>
-                <w:iCs w:val="0"/>
-                <w:color w:val="595959" w:themeColor="text1" w:themeTint="A6"/>
-                <w:sz w:val="20"/>
-                <w:szCs w:val="20"/>
-              </w:rPr>
-            </w:pPr>
-            <w:r>
-              <w:rPr>
-                <w:rFonts w:ascii="Calibri" w:hAnsi="Calibri"/>
-                <w:color w:val="auto"/>
-                <w:sz w:val="20"/>
-                <w:szCs w:val="20"/>
-              </w:rPr>
-              <w:t>{</w:t>
-            </w:r>
-            <w:proofErr w:type="spellStart"/>
-            <w:r>
-              <w:rPr>
-                <w:rFonts w:ascii="Calibri" w:hAnsi="Calibri"/>
-                <w:color w:val="auto"/>
-                <w:sz w:val="20"/>
-                <w:szCs w:val="20"/>
-              </w:rPr>
-              <w:t>d.</w:t>
-            </w:r>
-            <w:r>
-              <w:rPr>
-                <w:rFonts w:ascii="Calibri" w:hAnsi="Calibri"/>
-                <w:color w:val="auto"/>
-                <w:sz w:val="20"/>
-                <w:szCs w:val="20"/>
-              </w:rPr>
-              <w:t>planilla</w:t>
-            </w:r>
-            <w:r>
-              <w:rPr>
-                <w:rFonts w:ascii="Calibri" w:hAnsi="Calibri"/>
-                <w:color w:val="auto"/>
-                <w:sz w:val="20"/>
-                <w:szCs w:val="20"/>
-              </w:rPr>
-              <w:t>.mes</w:t>
-            </w:r>
-            <w:proofErr w:type="spellEnd"/>
-            <w:r>
-              <w:rPr>
-                <w:rFonts w:ascii="Calibri" w:hAnsi="Calibri"/>
-                <w:color w:val="auto"/>
-                <w:sz w:val="20"/>
-                <w:szCs w:val="20"/>
-              </w:rPr>
-              <w:t>}</w:t>
-            </w:r>
-            <w:r>
-              <w:rPr>
-                <w:rFonts w:ascii="Calibri" w:hAnsi="Calibri"/>
-                <w:color w:val="auto"/>
-                <w:sz w:val="20"/>
-                <w:szCs w:val="20"/>
-              </w:rPr>
-              <w:t xml:space="preserve"> </w:t>
-            </w:r>
-            <w:r>
-              <w:rPr>
-                <w:rFonts w:ascii="Calibri" w:hAnsi="Calibri"/>
-                <w:color w:val="auto"/>
-                <w:sz w:val="20"/>
-                <w:szCs w:val="20"/>
-              </w:rPr>
-              <w:t>{</w:t>
-            </w:r>
-            <w:proofErr w:type="spellStart"/>
-            <w:proofErr w:type="gramStart"/>
-            <w:r>
-              <w:rPr>
-                <w:rFonts w:ascii="Calibri" w:hAnsi="Calibri"/>
-                <w:color w:val="auto"/>
-                <w:sz w:val="20"/>
-                <w:szCs w:val="20"/>
-              </w:rPr>
-              <w:t>d.</w:t>
-            </w:r>
-            <w:r>
-              <w:rPr>
-                <w:rFonts w:ascii="Calibri" w:hAnsi="Calibri"/>
-                <w:color w:val="auto"/>
-                <w:sz w:val="20"/>
-                <w:szCs w:val="20"/>
-              </w:rPr>
-              <w:t>planilla</w:t>
-            </w:r>
-            <w:proofErr w:type="gramEnd"/>
-            <w:r>
-              <w:rPr>
-                <w:rFonts w:ascii="Calibri" w:hAnsi="Calibri"/>
-                <w:color w:val="auto"/>
-                <w:sz w:val="20"/>
-                <w:szCs w:val="20"/>
-              </w:rPr>
-              <w:t>.anio</w:t>
-            </w:r>
-            <w:proofErr w:type="spellEnd"/>
-            <w:r>
-              <w:rPr>
-                <w:rFonts w:ascii="Calibri" w:hAnsi="Calibri"/>
-                <w:color w:val="auto"/>
-                <w:sz w:val="20"/>
-                <w:szCs w:val="20"/>
-              </w:rPr>
-              <w:t>}</w:t>
-            </w:r>
-          </w:p>
-        </w:tc>
-        <w:tc>
-          <w:tcPr>
-            <w:tcW w:w="2083" w:type="dxa"/>
-            <w:tcBorders>
-              <w:top w:val="single" w:sz="4" w:space="0" w:color="auto"/>
-              <w:left w:val="single" w:sz="4" w:space="0" w:color="auto"/>
-              <w:bottom w:val="single" w:sz="4" w:space="0" w:color="auto"/>
-              <w:right w:val="single" w:sz="4" w:space="0" w:color="auto"/>
-            </w:tcBorders>
-            <w:shd w:val="clear" w:color="auto" w:fill="E7E6E6" w:themeFill="background2"/>
+            <w:shd w:val="clear" w:color="auto" w:fill="FFFFFF" w:themeFill="background1"/>
             <w:vAlign w:val="center"/>
           </w:tcPr>
           <w:p>
@@ -1001,291 +747,25 @@
               <w:cnfStyle w:val="000000000000" w:firstRow="0" w:lastRow="0" w:firstColumn="0" w:lastColumn="0" w:oddVBand="0" w:evenVBand="0" w:oddHBand="0" w:evenHBand="0" w:firstRowFirstColumn="0" w:firstRowLastColumn="0" w:lastRowFirstColumn="0" w:lastRowLastColumn="0"/>
               <w:rPr>
                 <w:rFonts w:ascii="Calibri" w:hAnsi="Calibri"/>
+                <w:b/>
+                <w:bCs/>
                 <w:color w:val="595959" w:themeColor="text1" w:themeTint="A6"/>
                 <w:sz w:val="20"/>
                 <w:szCs w:val="20"/>
-              </w:rPr>
-            </w:pPr>
-            <w:r>
-              <w:rPr>
-                <w:rFonts w:ascii="Calibri" w:hAnsi="Calibri"/>
-                <w:color w:val="auto"/>
-                <w:sz w:val="20"/>
-                <w:szCs w:val="20"/>
-              </w:rPr>
-              <w:t>{</w:t>
-            </w:r>
-            <w:proofErr w:type="spellStart"/>
-            <w:proofErr w:type="gramStart"/>
-            <w:r>
-              <w:rPr>
-                <w:rFonts w:ascii="Calibri" w:hAnsi="Calibri"/>
-                <w:color w:val="auto"/>
-                <w:sz w:val="20"/>
-                <w:szCs w:val="20"/>
-              </w:rPr>
-              <w:t>d.</w:t>
-            </w:r>
-            <w:r>
-              <w:rPr>
-                <w:rFonts w:ascii="Calibri" w:hAnsi="Calibri"/>
-                <w:color w:val="auto"/>
-                <w:sz w:val="20"/>
-                <w:szCs w:val="20"/>
-              </w:rPr>
-              <w:t>planilla</w:t>
-            </w:r>
-            <w:proofErr w:type="gramEnd"/>
-            <w:r>
-              <w:rPr>
-                <w:rFonts w:ascii="Calibri" w:hAnsi="Calibri"/>
-                <w:color w:val="auto"/>
-                <w:sz w:val="20"/>
-                <w:szCs w:val="20"/>
-              </w:rPr>
-              <w:t>.</w:t>
-            </w:r>
-            <w:r>
-              <w:rPr>
-                <w:rFonts w:ascii="Calibri" w:hAnsi="Calibri"/>
-                <w:color w:val="auto"/>
-                <w:sz w:val="20"/>
-                <w:szCs w:val="20"/>
-              </w:rPr>
-              <w:t>total_trabaj</w:t>
-            </w:r>
-            <w:proofErr w:type="spellEnd"/>
-            <w:r>
-              <w:rPr>
-                <w:rFonts w:ascii="Calibri" w:hAnsi="Calibri"/>
-                <w:color w:val="auto"/>
-                <w:sz w:val="20"/>
-                <w:szCs w:val="20"/>
-              </w:rPr>
-              <w:t>}</w:t>
-            </w:r>
-          </w:p>
-        </w:tc>
-        <w:tc>
-          <w:tcPr>
-            <w:tcW w:w="2260" w:type="dxa"/>
-            <w:tcBorders>
-              <w:top w:val="single" w:sz="4" w:space="0" w:color="auto"/>
-              <w:left w:val="single" w:sz="4" w:space="0" w:color="auto"/>
-              <w:bottom w:val="single" w:sz="4" w:space="0" w:color="auto"/>
-              <w:right w:val="single" w:sz="4" w:space="0" w:color="auto"/>
-            </w:tcBorders>
-            <w:shd w:val="clear" w:color="auto" w:fill="E7E6E6" w:themeFill="background2"/>
-            <w:vAlign w:val="center"/>
-          </w:tcPr>
-          <w:p>
-            <w:pPr>
-              <w:pStyle w:val="Standard"/>
-              <w:tabs>
-                <w:tab w:val="left" w:pos="7200"/>
-              </w:tabs>
-              <w:jc w:val="center"/>
-              <w:cnfStyle w:val="000000000000" w:firstRow="0" w:lastRow="0" w:firstColumn="0" w:lastColumn="0" w:oddVBand="0" w:evenVBand="0" w:oddHBand="0" w:evenHBand="0" w:firstRowFirstColumn="0" w:firstRowLastColumn="0" w:lastRowFirstColumn="0" w:lastRowLastColumn="0"/>
-              <w:rPr>
-                <w:rFonts w:ascii="Calibri" w:hAnsi="Calibri"/>
+                <w:lang w:val="es-BO"/>
+              </w:rPr>
+            </w:pPr>
+            <w:r>
+              <w:rPr>
+                <w:rFonts w:ascii="Calibri" w:hAnsi="Calibri"/>
+                <w:b/>
+                <w:bCs/>
                 <w:color w:val="595959" w:themeColor="text1" w:themeTint="A6"/>
-                <w:sz w:val="20"/>
-                <w:szCs w:val="20"/>
-              </w:rPr>
-            </w:pPr>
-            <w:r>
-              <w:rPr>
-                <w:rFonts w:ascii="Calibri" w:hAnsi="Calibri"/>
-                <w:color w:val="auto"/>
-                <w:sz w:val="20"/>
-                <w:szCs w:val="20"/>
-              </w:rPr>
-              <w:t>{</w:t>
-            </w:r>
-            <w:proofErr w:type="spellStart"/>
-            <w:proofErr w:type="gramStart"/>
-            <w:r>
-              <w:rPr>
-                <w:rFonts w:ascii="Calibri" w:hAnsi="Calibri"/>
-                <w:color w:val="auto"/>
-                <w:sz w:val="20"/>
-                <w:szCs w:val="20"/>
-              </w:rPr>
-              <w:t>d.</w:t>
-            </w:r>
-            <w:r>
-              <w:rPr>
-                <w:rFonts w:ascii="Calibri" w:hAnsi="Calibri"/>
-                <w:color w:val="auto"/>
-                <w:sz w:val="20"/>
-                <w:szCs w:val="20"/>
-              </w:rPr>
-              <w:t>planilla</w:t>
-            </w:r>
-            <w:proofErr w:type="gramEnd"/>
-            <w:r>
-              <w:rPr>
-                <w:rFonts w:ascii="Calibri" w:hAnsi="Calibri"/>
-                <w:color w:val="auto"/>
-                <w:sz w:val="20"/>
-                <w:szCs w:val="20"/>
-              </w:rPr>
-              <w:t>.</w:t>
-            </w:r>
-            <w:r>
-              <w:rPr>
-                <w:rFonts w:ascii="Calibri" w:hAnsi="Calibri"/>
-                <w:color w:val="auto"/>
-                <w:sz w:val="20"/>
-                <w:szCs w:val="20"/>
-              </w:rPr>
-              <w:t>total_importe</w:t>
-            </w:r>
-            <w:proofErr w:type="spellEnd"/>
-            <w:r>
-              <w:rPr>
-                <w:rFonts w:ascii="Calibri" w:hAnsi="Calibri"/>
-                <w:color w:val="auto"/>
-                <w:sz w:val="20"/>
-                <w:szCs w:val="20"/>
-              </w:rPr>
-              <w:t>}</w:t>
-            </w:r>
-          </w:p>
-        </w:tc>
-        <w:tc>
-          <w:tcPr>
-            <w:tcW w:w="1541" w:type="dxa"/>
-            <w:vMerge/>
-            <w:tcBorders>
-              <w:left w:val="single" w:sz="4" w:space="0" w:color="auto"/>
-              <w:bottom w:val="single" w:sz="4" w:space="0" w:color="auto"/>
-              <w:right w:val="single" w:sz="4" w:space="0" w:color="auto"/>
-            </w:tcBorders>
-            <w:shd w:val="clear" w:color="auto" w:fill="DEEAF6" w:themeFill="accent5" w:themeFillTint="33"/>
-            <w:vAlign w:val="center"/>
-          </w:tcPr>
-          <w:p>
-            <w:pPr>
-              <w:pStyle w:val="Standard"/>
-              <w:tabs>
-                <w:tab w:val="left" w:pos="7200"/>
-              </w:tabs>
-              <w:jc w:val="center"/>
-              <w:cnfStyle w:val="000000000000" w:firstRow="0" w:lastRow="0" w:firstColumn="0" w:lastColumn="0" w:oddVBand="0" w:evenVBand="0" w:oddHBand="0" w:evenHBand="0" w:firstRowFirstColumn="0" w:firstRowLastColumn="0" w:lastRowFirstColumn="0" w:lastRowLastColumn="0"/>
-              <w:rPr>
-                <w:rFonts w:ascii="Calibri" w:hAnsi="Calibri"/>
-                <w:color w:val="595959" w:themeColor="text1" w:themeTint="A6"/>
-                <w:sz w:val="20"/>
-                <w:szCs w:val="20"/>
-              </w:rPr>
-            </w:pPr>
-          </w:p>
-        </w:tc>
-        <w:tc>
-          <w:tcPr>
-            <w:tcW w:w="2341" w:type="dxa"/>
-            <w:tcBorders>
-              <w:top w:val="single" w:sz="4" w:space="0" w:color="auto"/>
-              <w:left w:val="single" w:sz="4" w:space="0" w:color="auto"/>
-              <w:bottom w:val="single" w:sz="4" w:space="0" w:color="auto"/>
-              <w:right w:val="single" w:sz="4" w:space="0" w:color="auto"/>
-            </w:tcBorders>
-            <w:shd w:val="clear" w:color="auto" w:fill="E7E6E6" w:themeFill="background2"/>
-            <w:vAlign w:val="center"/>
-          </w:tcPr>
-          <w:p>
-            <w:pPr>
-              <w:pStyle w:val="Standard"/>
-              <w:tabs>
-                <w:tab w:val="left" w:pos="7200"/>
-              </w:tabs>
-              <w:jc w:val="right"/>
-              <w:cnfStyle w:val="000000000000" w:firstRow="0" w:lastRow="0" w:firstColumn="0" w:lastColumn="0" w:oddVBand="0" w:evenVBand="0" w:oddHBand="0" w:evenHBand="0" w:firstRowFirstColumn="0" w:firstRowLastColumn="0" w:lastRowFirstColumn="0" w:lastRowLastColumn="0"/>
-              <w:rPr>
-                <w:rFonts w:ascii="Calibri" w:hAnsi="Calibri"/>
-                <w:color w:val="595959" w:themeColor="text1" w:themeTint="A6"/>
-                <w:sz w:val="20"/>
-                <w:szCs w:val="20"/>
-              </w:rPr>
-            </w:pPr>
-            <w:r>
-              <w:rPr>
-                <w:rFonts w:ascii="Calibri" w:hAnsi="Calibri"/>
-                <w:color w:val="auto"/>
-                <w:sz w:val="20"/>
-                <w:szCs w:val="20"/>
-              </w:rPr>
-              <w:t>{</w:t>
-            </w:r>
-            <w:proofErr w:type="spellStart"/>
-            <w:proofErr w:type="gramStart"/>
-            <w:r>
-              <w:rPr>
-                <w:rFonts w:ascii="Calibri" w:hAnsi="Calibri"/>
-                <w:color w:val="auto"/>
-                <w:sz w:val="20"/>
-                <w:szCs w:val="20"/>
-              </w:rPr>
-              <w:t>d.</w:t>
-            </w:r>
-            <w:r>
-              <w:rPr>
-                <w:rFonts w:ascii="Calibri" w:hAnsi="Calibri"/>
-                <w:color w:val="auto"/>
-                <w:sz w:val="20"/>
-                <w:szCs w:val="20"/>
-              </w:rPr>
-              <w:t>planilla</w:t>
-            </w:r>
-            <w:proofErr w:type="gramEnd"/>
-            <w:r>
-              <w:rPr>
-                <w:rFonts w:ascii="Calibri" w:hAnsi="Calibri"/>
-                <w:color w:val="auto"/>
-                <w:sz w:val="20"/>
-                <w:szCs w:val="20"/>
-              </w:rPr>
-              <w:t>.</w:t>
-            </w:r>
-            <w:proofErr w:type="gramStart"/>
-            <w:r>
-              <w:rPr>
-                <w:rFonts w:ascii="Calibri" w:hAnsi="Calibri"/>
-                <w:color w:val="auto"/>
-                <w:sz w:val="20"/>
-                <w:szCs w:val="20"/>
-              </w:rPr>
-              <w:t>porcentaje</w:t>
-            </w:r>
-            <w:r>
-              <w:rPr>
-                <w:rFonts w:ascii="Calibri" w:hAnsi="Calibri"/>
-                <w:color w:val="auto"/>
-                <w:sz w:val="20"/>
-                <w:szCs w:val="20"/>
-              </w:rPr>
-              <w:t>:formatN</w:t>
-            </w:r>
-            <w:proofErr w:type="spellEnd"/>
-            <w:proofErr w:type="gramEnd"/>
-            <w:r>
-              <w:rPr>
-                <w:rFonts w:ascii="Calibri" w:hAnsi="Calibri"/>
-                <w:color w:val="auto"/>
-                <w:sz w:val="20"/>
-                <w:szCs w:val="20"/>
-              </w:rPr>
-              <w:t>(2)</w:t>
-            </w:r>
-            <w:r>
-              <w:rPr>
-                <w:rFonts w:ascii="Calibri" w:hAnsi="Calibri"/>
-                <w:color w:val="auto"/>
-                <w:sz w:val="20"/>
-                <w:szCs w:val="20"/>
-              </w:rPr>
-              <w:t>}</w:t>
+                <w:sz w:val="18"/>
+                <w:szCs w:val="18"/>
+                <w:lang w:val="es-BO"/>
+              </w:rPr>
+              <w:t>COTIZACIÓN</w:t>
             </w:r>
           </w:p>
         </w:tc>
@@ -1297,14 +777,14 @@
         <w:tc>
           <w:tcPr>
             <w:cnfStyle w:val="001000000000" w:firstRow="0" w:lastRow="0" w:firstColumn="1" w:lastColumn="0" w:oddVBand="0" w:evenVBand="0" w:oddHBand="0" w:evenHBand="0" w:firstRowFirstColumn="0" w:firstRowLastColumn="0" w:lastRowFirstColumn="0" w:lastRowLastColumn="0"/>
-            <w:tcW w:w="8601" w:type="dxa"/>
-            <w:gridSpan w:val="4"/>
+            <w:tcW w:w="2564" w:type="dxa"/>
             <w:tcBorders>
               <w:top w:val="single" w:sz="4" w:space="0" w:color="auto"/>
               <w:left w:val="single" w:sz="4" w:space="0" w:color="auto"/>
               <w:bottom w:val="single" w:sz="4" w:space="0" w:color="auto"/>
               <w:right w:val="single" w:sz="4" w:space="0" w:color="auto"/>
             </w:tcBorders>
+            <w:shd w:val="clear" w:color="auto" w:fill="E7E6E6" w:themeFill="background2"/>
             <w:vAlign w:val="center"/>
           </w:tcPr>
           <w:p>
@@ -1313,53 +793,84 @@
               <w:tabs>
                 <w:tab w:val="left" w:pos="7200"/>
               </w:tabs>
-              <w:rPr>
-                <w:rFonts w:ascii="Calibri" w:hAnsi="Calibri"/>
-                <w:b/>
-                <w:bCs/>
+              <w:jc w:val="center"/>
+              <w:rPr>
+                <w:rFonts w:ascii="Calibri" w:hAnsi="Calibri"/>
                 <w:i w:val="0"/>
                 <w:iCs w:val="0"/>
                 <w:color w:val="595959" w:themeColor="text1" w:themeTint="A6"/>
                 <w:sz w:val="20"/>
                 <w:szCs w:val="20"/>
-                <w:lang w:val="es-BO"/>
-              </w:rPr>
-            </w:pPr>
-            <w:proofErr w:type="gramStart"/>
-            <w:r>
-              <w:rPr>
-                <w:rFonts w:ascii="Calibri" w:hAnsi="Calibri"/>
-                <w:b/>
-                <w:bCs/>
-                <w:i w:val="0"/>
-                <w:iCs w:val="0"/>
-                <w:color w:val="595959" w:themeColor="text1" w:themeTint="A6"/>
-                <w:sz w:val="20"/>
-                <w:szCs w:val="20"/>
-                <w:lang w:val="es-BO"/>
-              </w:rPr>
-              <w:t>TOTAL</w:t>
-            </w:r>
-            <w:proofErr w:type="gramEnd"/>
-            <w:r>
-              <w:rPr>
-                <w:rFonts w:ascii="Calibri" w:hAnsi="Calibri"/>
-                <w:b/>
-                <w:bCs/>
-                <w:i w:val="0"/>
-                <w:iCs w:val="0"/>
-                <w:color w:val="595959" w:themeColor="text1" w:themeTint="A6"/>
-                <w:sz w:val="20"/>
-                <w:szCs w:val="20"/>
-                <w:lang w:val="es-BO"/>
-              </w:rPr>
-              <w:t xml:space="preserve"> IMPORTE</w:t>
-            </w:r>
-          </w:p>
-        </w:tc>
-        <w:tc>
-          <w:tcPr>
-            <w:tcW w:w="2341" w:type="dxa"/>
+              </w:rPr>
+            </w:pPr>
+            <w:r>
+              <w:rPr>
+                <w:rFonts w:ascii="Calibri" w:hAnsi="Calibri"/>
+                <w:color w:val="auto"/>
+                <w:sz w:val="20"/>
+                <w:szCs w:val="20"/>
+              </w:rPr>
+              <w:t>{d.</w:t>
+            </w:r>
+            <w:r>
+              <w:rPr>
+                <w:rFonts w:ascii="Calibri" w:hAnsi="Calibri"/>
+                <w:color w:val="auto"/>
+                <w:sz w:val="20"/>
+                <w:szCs w:val="20"/>
+              </w:rPr>
+              <w:t>planilla</w:t>
+            </w:r>
+            <w:r>
+              <w:rPr>
+                <w:rFonts w:ascii="Calibri" w:hAnsi="Calibri"/>
+                <w:color w:val="auto"/>
+                <w:sz w:val="20"/>
+                <w:szCs w:val="20"/>
+              </w:rPr>
+              <w:t>.mes}</w:t>
+            </w:r>
+            <w:r>
+              <w:rPr>
+                <w:rFonts w:ascii="Calibri" w:hAnsi="Calibri"/>
+                <w:color w:val="auto"/>
+                <w:sz w:val="20"/>
+                <w:szCs w:val="20"/>
+              </w:rPr>
+              <w:t xml:space="preserve"> </w:t>
+            </w:r>
+            <w:r>
+              <w:rPr>
+                <w:rFonts w:ascii="Calibri" w:hAnsi="Calibri"/>
+                <w:color w:val="auto"/>
+                <w:sz w:val="20"/>
+                <w:szCs w:val="20"/>
+              </w:rPr>
+              <w:t>{d.</w:t>
+            </w:r>
+            <w:r>
+              <w:rPr>
+                <w:rFonts w:ascii="Calibri" w:hAnsi="Calibri"/>
+                <w:color w:val="auto"/>
+                <w:sz w:val="20"/>
+                <w:szCs w:val="20"/>
+              </w:rPr>
+              <w:t>planilla</w:t>
+            </w:r>
+            <w:r>
+              <w:rPr>
+                <w:rFonts w:ascii="Calibri" w:hAnsi="Calibri"/>
+                <w:color w:val="auto"/>
+                <w:sz w:val="20"/>
+                <w:szCs w:val="20"/>
+              </w:rPr>
+              <w:t>.anio}</w:t>
+            </w:r>
+          </w:p>
+        </w:tc>
+        <w:tc>
+          <w:tcPr>
+            <w:tcW w:w="2256" w:type="dxa"/>
             <w:tcBorders>
               <w:top w:val="single" w:sz="4" w:space="0" w:color="auto"/>
               <w:left w:val="single" w:sz="4" w:space="0" w:color="auto"/>
@@ -1375,60 +886,222 @@
               <w:tabs>
                 <w:tab w:val="left" w:pos="7200"/>
               </w:tabs>
+              <w:jc w:val="center"/>
+              <w:cnfStyle w:val="000000100000" w:firstRow="0" w:lastRow="0" w:firstColumn="0" w:lastColumn="0" w:oddVBand="0" w:evenVBand="0" w:oddHBand="1" w:evenHBand="0" w:firstRowFirstColumn="0" w:firstRowLastColumn="0" w:lastRowFirstColumn="0" w:lastRowLastColumn="0"/>
+              <w:rPr>
+                <w:rFonts w:ascii="Calibri" w:hAnsi="Calibri"/>
+                <w:color w:val="595959" w:themeColor="text1" w:themeTint="A6"/>
+                <w:sz w:val="20"/>
+                <w:szCs w:val="20"/>
+              </w:rPr>
+            </w:pPr>
+            <w:r>
+              <w:rPr>
+                <w:rFonts w:ascii="Calibri" w:hAnsi="Calibri"/>
+                <w:color w:val="auto"/>
+                <w:sz w:val="20"/>
+                <w:szCs w:val="20"/>
+              </w:rPr>
+              <w:t>{d.</w:t>
+            </w:r>
+            <w:r>
+              <w:rPr>
+                <w:rFonts w:ascii="Calibri" w:hAnsi="Calibri"/>
+                <w:color w:val="auto"/>
+                <w:sz w:val="20"/>
+                <w:szCs w:val="20"/>
+              </w:rPr>
+              <w:t>planilla</w:t>
+            </w:r>
+            <w:r>
+              <w:rPr>
+                <w:rFonts w:ascii="Calibri" w:hAnsi="Calibri"/>
+                <w:color w:val="auto"/>
+                <w:sz w:val="20"/>
+                <w:szCs w:val="20"/>
+              </w:rPr>
+              <w:t>.</w:t>
+            </w:r>
+            <w:r>
+              <w:rPr>
+                <w:rFonts w:ascii="Calibri" w:hAnsi="Calibri"/>
+                <w:color w:val="auto"/>
+                <w:sz w:val="20"/>
+                <w:szCs w:val="20"/>
+              </w:rPr>
+              <w:t>total_trabaj</w:t>
+            </w:r>
+            <w:r>
+              <w:rPr>
+                <w:rFonts w:ascii="Calibri" w:hAnsi="Calibri"/>
+                <w:color w:val="auto"/>
+                <w:sz w:val="20"/>
+                <w:szCs w:val="20"/>
+              </w:rPr>
+              <w:t>}</w:t>
+            </w:r>
+          </w:p>
+        </w:tc>
+        <w:tc>
+          <w:tcPr>
+            <w:tcW w:w="2087" w:type="dxa"/>
+            <w:tcBorders>
+              <w:top w:val="single" w:sz="4" w:space="0" w:color="auto"/>
+              <w:left w:val="single" w:sz="4" w:space="0" w:color="auto"/>
+              <w:bottom w:val="single" w:sz="4" w:space="0" w:color="auto"/>
+              <w:right w:val="single" w:sz="4" w:space="0" w:color="auto"/>
+            </w:tcBorders>
+            <w:shd w:val="clear" w:color="auto" w:fill="E7E6E6" w:themeFill="background2"/>
+            <w:vAlign w:val="center"/>
+          </w:tcPr>
+          <w:p>
+            <w:pPr>
+              <w:pStyle w:val="Standard"/>
+              <w:tabs>
+                <w:tab w:val="left" w:pos="7200"/>
+              </w:tabs>
+              <w:jc w:val="center"/>
+              <w:cnfStyle w:val="000000100000" w:firstRow="0" w:lastRow="0" w:firstColumn="0" w:lastColumn="0" w:oddVBand="0" w:evenVBand="0" w:oddHBand="1" w:evenHBand="0" w:firstRowFirstColumn="0" w:firstRowLastColumn="0" w:lastRowFirstColumn="0" w:lastRowLastColumn="0"/>
+              <w:rPr>
+                <w:rFonts w:ascii="Calibri" w:hAnsi="Calibri"/>
+                <w:color w:val="595959" w:themeColor="text1" w:themeTint="A6"/>
+                <w:sz w:val="20"/>
+                <w:szCs w:val="20"/>
+              </w:rPr>
+            </w:pPr>
+            <w:r>
+              <w:rPr>
+                <w:rFonts w:ascii="Calibri" w:hAnsi="Calibri"/>
+                <w:color w:val="auto"/>
+                <w:sz w:val="20"/>
+                <w:szCs w:val="20"/>
+              </w:rPr>
+              <w:t>{d.</w:t>
+            </w:r>
+            <w:r>
+              <w:rPr>
+                <w:rFonts w:ascii="Calibri" w:hAnsi="Calibri"/>
+                <w:color w:val="auto"/>
+                <w:sz w:val="20"/>
+                <w:szCs w:val="20"/>
+              </w:rPr>
+              <w:t>planilla</w:t>
+            </w:r>
+            <w:r>
+              <w:rPr>
+                <w:rFonts w:ascii="Calibri" w:hAnsi="Calibri"/>
+                <w:color w:val="auto"/>
+                <w:sz w:val="20"/>
+                <w:szCs w:val="20"/>
+              </w:rPr>
+              <w:t>.</w:t>
+            </w:r>
+            <w:r>
+              <w:rPr>
+                <w:rFonts w:ascii="Calibri" w:hAnsi="Calibri"/>
+                <w:color w:val="auto"/>
+                <w:sz w:val="20"/>
+                <w:szCs w:val="20"/>
+              </w:rPr>
+              <w:t>total_importe</w:t>
+            </w:r>
+            <w:r>
+              <w:rPr>
+                <w:rFonts w:ascii="Calibri" w:hAnsi="Calibri"/>
+                <w:color w:val="auto"/>
+                <w:sz w:val="20"/>
+                <w:szCs w:val="20"/>
+              </w:rPr>
+              <w:t>}</w:t>
+            </w:r>
+          </w:p>
+        </w:tc>
+        <w:tc>
+          <w:tcPr>
+            <w:tcW w:w="1728" w:type="dxa"/>
+            <w:vMerge/>
+            <w:tcBorders>
+              <w:left w:val="single" w:sz="4" w:space="0" w:color="auto"/>
+              <w:bottom w:val="single" w:sz="4" w:space="0" w:color="auto"/>
+              <w:right w:val="single" w:sz="4" w:space="0" w:color="auto"/>
+            </w:tcBorders>
+            <w:shd w:val="clear" w:color="auto" w:fill="DEEAF6" w:themeFill="accent5" w:themeFillTint="33"/>
+            <w:vAlign w:val="center"/>
+          </w:tcPr>
+          <w:p>
+            <w:pPr>
+              <w:pStyle w:val="Standard"/>
+              <w:tabs>
+                <w:tab w:val="left" w:pos="7200"/>
+              </w:tabs>
+              <w:jc w:val="center"/>
+              <w:cnfStyle w:val="000000100000" w:firstRow="0" w:lastRow="0" w:firstColumn="0" w:lastColumn="0" w:oddVBand="0" w:evenVBand="0" w:oddHBand="1" w:evenHBand="0" w:firstRowFirstColumn="0" w:firstRowLastColumn="0" w:lastRowFirstColumn="0" w:lastRowLastColumn="0"/>
+              <w:rPr>
+                <w:rFonts w:ascii="Calibri" w:hAnsi="Calibri"/>
+                <w:color w:val="595959" w:themeColor="text1" w:themeTint="A6"/>
+                <w:sz w:val="20"/>
+                <w:szCs w:val="20"/>
+              </w:rPr>
+            </w:pPr>
+          </w:p>
+        </w:tc>
+        <w:tc>
+          <w:tcPr>
+            <w:tcW w:w="2307" w:type="dxa"/>
+            <w:tcBorders>
+              <w:top w:val="single" w:sz="4" w:space="0" w:color="auto"/>
+              <w:left w:val="single" w:sz="4" w:space="0" w:color="auto"/>
+              <w:bottom w:val="single" w:sz="4" w:space="0" w:color="auto"/>
+              <w:right w:val="single" w:sz="4" w:space="0" w:color="auto"/>
+            </w:tcBorders>
+            <w:shd w:val="clear" w:color="auto" w:fill="E7E6E6" w:themeFill="background2"/>
+            <w:vAlign w:val="center"/>
+          </w:tcPr>
+          <w:p>
+            <w:pPr>
+              <w:pStyle w:val="Standard"/>
+              <w:tabs>
+                <w:tab w:val="left" w:pos="7200"/>
+              </w:tabs>
               <w:jc w:val="right"/>
               <w:cnfStyle w:val="000000100000" w:firstRow="0" w:lastRow="0" w:firstColumn="0" w:lastColumn="0" w:oddVBand="0" w:evenVBand="0" w:oddHBand="1" w:evenHBand="0" w:firstRowFirstColumn="0" w:firstRowLastColumn="0" w:lastRowFirstColumn="0" w:lastRowLastColumn="0"/>
               <w:rPr>
                 <w:rFonts w:ascii="Calibri" w:hAnsi="Calibri"/>
-                <w:b/>
-                <w:bCs/>
                 <w:color w:val="595959" w:themeColor="text1" w:themeTint="A6"/>
                 <w:sz w:val="20"/>
                 <w:szCs w:val="20"/>
-                <w:lang w:val="es-BO"/>
-              </w:rPr>
-            </w:pPr>
-            <w:r>
-              <w:rPr>
-                <w:rFonts w:ascii="Calibri" w:hAnsi="Calibri"/>
-                <w:b/>
-                <w:bCs/>
+              </w:rPr>
+            </w:pPr>
+            <w:r>
+              <w:rPr>
+                <w:rFonts w:ascii="Calibri" w:hAnsi="Calibri"/>
                 <w:color w:val="auto"/>
                 <w:sz w:val="20"/>
                 <w:szCs w:val="20"/>
               </w:rPr>
-              <w:t>{</w:t>
-            </w:r>
-            <w:proofErr w:type="spellStart"/>
-            <w:proofErr w:type="gramStart"/>
-            <w:r>
-              <w:rPr>
-                <w:rFonts w:ascii="Calibri" w:hAnsi="Calibri"/>
-                <w:b/>
-                <w:bCs/>
+              <w:t>{d.</w:t>
+            </w:r>
+            <w:r>
+              <w:rPr>
+                <w:rFonts w:ascii="Calibri" w:hAnsi="Calibri"/>
                 <w:color w:val="auto"/>
                 <w:sz w:val="20"/>
                 <w:szCs w:val="20"/>
               </w:rPr>
-              <w:t>d.planilla</w:t>
-            </w:r>
-            <w:proofErr w:type="gramEnd"/>
-            <w:r>
-              <w:rPr>
-                <w:rFonts w:ascii="Calibri" w:hAnsi="Calibri"/>
-                <w:b/>
-                <w:bCs/>
+              <w:t>planilla</w:t>
+            </w:r>
+            <w:r>
+              <w:rPr>
+                <w:rFonts w:ascii="Calibri" w:hAnsi="Calibri"/>
                 <w:color w:val="auto"/>
                 <w:sz w:val="20"/>
                 <w:szCs w:val="20"/>
               </w:rPr>
               <w:t>.</w:t>
             </w:r>
-            <w:proofErr w:type="gramStart"/>
-            <w:r>
-              <w:rPr>
-                <w:rFonts w:ascii="Calibri" w:hAnsi="Calibri"/>
-                <w:b/>
-                <w:bCs/>
+            <w:r>
+              <w:rPr>
+                <w:rFonts w:ascii="Calibri" w:hAnsi="Calibri"/>
                 <w:color w:val="auto"/>
                 <w:sz w:val="20"/>
                 <w:szCs w:val="20"/>
@@ -1438,16 +1111,93 @@
             <w:r>
               <w:rPr>
                 <w:rFonts w:ascii="Calibri" w:hAnsi="Calibri"/>
-                <w:b/>
-                <w:bCs/>
                 <w:color w:val="auto"/>
                 <w:sz w:val="20"/>
                 <w:szCs w:val="20"/>
               </w:rPr>
-              <w:t>:formatN</w:t>
-            </w:r>
-            <w:proofErr w:type="spellEnd"/>
-            <w:proofErr w:type="gramEnd"/>
+              <w:t>}</w:t>
+            </w:r>
+          </w:p>
+        </w:tc>
+      </w:tr>
+      <w:tr>
+        <w:tc>
+          <w:tcPr>
+            <w:cnfStyle w:val="001000000000" w:firstRow="0" w:lastRow="0" w:firstColumn="1" w:lastColumn="0" w:oddVBand="0" w:evenVBand="0" w:oddHBand="0" w:evenHBand="0" w:firstRowFirstColumn="0" w:firstRowLastColumn="0" w:lastRowFirstColumn="0" w:lastRowLastColumn="0"/>
+            <w:tcW w:w="8635" w:type="dxa"/>
+            <w:gridSpan w:val="4"/>
+            <w:tcBorders>
+              <w:top w:val="single" w:sz="4" w:space="0" w:color="auto"/>
+              <w:left w:val="single" w:sz="4" w:space="0" w:color="auto"/>
+              <w:bottom w:val="single" w:sz="4" w:space="0" w:color="auto"/>
+              <w:right w:val="single" w:sz="4" w:space="0" w:color="auto"/>
+            </w:tcBorders>
+            <w:vAlign w:val="center"/>
+          </w:tcPr>
+          <w:p>
+            <w:pPr>
+              <w:pStyle w:val="Standard"/>
+              <w:tabs>
+                <w:tab w:val="left" w:pos="7200"/>
+              </w:tabs>
+              <w:rPr>
+                <w:rFonts w:ascii="Calibri" w:hAnsi="Calibri"/>
+                <w:b/>
+                <w:bCs/>
+                <w:i w:val="0"/>
+                <w:iCs w:val="0"/>
+                <w:color w:val="595959" w:themeColor="text1" w:themeTint="A6"/>
+                <w:sz w:val="20"/>
+                <w:szCs w:val="20"/>
+                <w:lang w:val="es-BO"/>
+              </w:rPr>
+            </w:pPr>
+            <w:r>
+              <w:rPr>
+                <w:rFonts w:ascii="Calibri" w:hAnsi="Calibri"/>
+                <w:b/>
+                <w:bCs/>
+                <w:i w:val="0"/>
+                <w:iCs w:val="0"/>
+                <w:color w:val="595959" w:themeColor="text1" w:themeTint="A6"/>
+                <w:sz w:val="20"/>
+                <w:szCs w:val="20"/>
+                <w:lang w:val="es-BO"/>
+              </w:rPr>
+              <w:t>TOTAL IMPORTE</w:t>
+            </w:r>
+          </w:p>
+        </w:tc>
+        <w:tc>
+          <w:tcPr>
+            <w:tcW w:w="2307" w:type="dxa"/>
+            <w:tcBorders>
+              <w:top w:val="single" w:sz="4" w:space="0" w:color="auto"/>
+              <w:left w:val="single" w:sz="4" w:space="0" w:color="auto"/>
+              <w:bottom w:val="single" w:sz="4" w:space="0" w:color="auto"/>
+              <w:right w:val="single" w:sz="4" w:space="0" w:color="auto"/>
+            </w:tcBorders>
+            <w:shd w:val="clear" w:color="auto" w:fill="E7E6E6" w:themeFill="background2"/>
+            <w:vAlign w:val="center"/>
+          </w:tcPr>
+          <w:p>
+            <w:pPr>
+              <w:pStyle w:val="Standard"/>
+              <w:tabs>
+                <w:tab w:val="left" w:pos="7200"/>
+              </w:tabs>
+              <w:jc w:val="right"/>
+              <w:cnfStyle w:val="000000000000" w:firstRow="0" w:lastRow="0" w:firstColumn="0" w:lastColumn="0" w:oddVBand="0" w:evenVBand="0" w:oddHBand="0" w:evenHBand="0" w:firstRowFirstColumn="0" w:firstRowLastColumn="0" w:lastRowFirstColumn="0" w:lastRowLastColumn="0"/>
+              <w:rPr>
+                <w:rFonts w:ascii="Calibri" w:hAnsi="Calibri"/>
+                <w:b/>
+                <w:bCs/>
+                <w:color w:val="595959" w:themeColor="text1" w:themeTint="A6"/>
+                <w:sz w:val="20"/>
+                <w:szCs w:val="20"/>
+                <w:lang w:val="es-BO"/>
+              </w:rPr>
+            </w:pPr>
             <w:r>
               <w:rPr>
                 <w:rFonts w:ascii="Calibri" w:hAnsi="Calibri"/>
@@ -1457,7 +1207,18 @@
                 <w:sz w:val="20"/>
                 <w:szCs w:val="20"/>
               </w:rPr>
-              <w:t>(2)</w:t>
+              <w:t>{d.planilla.</w:t>
+            </w:r>
+            <w:r>
+              <w:rPr>
+                <w:rFonts w:ascii="Calibri" w:hAnsi="Calibri"/>
+                <w:b/>
+                <w:bCs/>
+                <w:color w:val="auto"/>
+                <w:sz w:val="20"/>
+                <w:szCs w:val="20"/>
+              </w:rPr>
+              <w:t>porcentaje</w:t>
             </w:r>
             <w:r>
               <w:rPr>
@@ -1646,29 +1407,16 @@
                 <w:lang w:val="es-BO"/>
               </w:rPr>
             </w:pPr>
-            <w:proofErr w:type="gramStart"/>
-            <w:r>
-              <w:rPr>
-                <w:rFonts w:ascii="Calibri" w:hAnsi="Calibri"/>
-                <w:b/>
-                <w:bCs/>
-                <w:sz w:val="18"/>
-                <w:szCs w:val="18"/>
-                <w:lang w:val="es-BO"/>
-              </w:rPr>
-              <w:t>TOTAL</w:t>
-            </w:r>
-            <w:proofErr w:type="gramEnd"/>
-            <w:r>
-              <w:rPr>
-                <w:rFonts w:ascii="Calibri" w:hAnsi="Calibri"/>
-                <w:b/>
-                <w:bCs/>
-                <w:sz w:val="18"/>
-                <w:szCs w:val="18"/>
-                <w:lang w:val="es-BO"/>
-              </w:rPr>
-              <w:t xml:space="preserve"> GANADO</w:t>
+            <w:r>
+              <w:rPr>
+                <w:rFonts w:ascii="Calibri" w:hAnsi="Calibri"/>
+                <w:b/>
+                <w:bCs/>
+                <w:sz w:val="18"/>
+                <w:szCs w:val="18"/>
+                <w:lang w:val="es-BO"/>
+              </w:rPr>
+              <w:t>TOTAL GANADO</w:t>
             </w:r>
           </w:p>
         </w:tc>
@@ -1710,11 +1458,24 @@
                 <w:rFonts w:ascii="Calibri" w:hAnsi="Calibri"/>
                 <w:b/>
                 <w:bCs/>
-                <w:sz w:val="18"/>
-                <w:szCs w:val="18"/>
-                <w:lang w:val="es-BO"/>
-              </w:rPr>
-              <w:t>10 %</w:t>
+                <w:i/>
+                <w:iCs/>
+                <w:sz w:val="20"/>
+                <w:szCs w:val="20"/>
+              </w:rPr>
+              <w:t>{d.planilla.tasa}</w:t>
+            </w:r>
+            <w:r>
+              <w:rPr>
+                <w:rFonts w:ascii="Calibri" w:hAnsi="Calibri"/>
+                <w:b/>
+                <w:bCs/>
+                <w:i/>
+                <w:iCs/>
+                <w:sz w:val="20"/>
+                <w:szCs w:val="20"/>
+              </w:rPr>
+              <w:t>%</w:t>
             </w:r>
             <w:r>
               <w:rPr>
@@ -1762,48 +1523,112 @@
                 <w:sz w:val="18"/>
                 <w:szCs w:val="18"/>
               </w:rPr>
-              <w:t>{</w:t>
-            </w:r>
-            <w:proofErr w:type="spellStart"/>
-            <w:proofErr w:type="gramStart"/>
-            <w:r>
-              <w:rPr>
-                <w:rFonts w:ascii="Calibri" w:hAnsi="Calibri"/>
-                <w:sz w:val="18"/>
-                <w:szCs w:val="18"/>
-              </w:rPr>
-              <w:t>d.resumen</w:t>
-            </w:r>
-            <w:proofErr w:type="spellEnd"/>
-            <w:proofErr w:type="gramEnd"/>
-            <w:r>
-              <w:rPr>
-                <w:rFonts w:ascii="Calibri" w:hAnsi="Calibri"/>
-                <w:sz w:val="18"/>
-                <w:szCs w:val="18"/>
-              </w:rPr>
-              <w:t>[</w:t>
-            </w:r>
-            <w:proofErr w:type="spellStart"/>
-            <w:r>
-              <w:rPr>
-                <w:rFonts w:ascii="Calibri" w:hAnsi="Calibri"/>
-                <w:sz w:val="18"/>
-                <w:szCs w:val="18"/>
-              </w:rPr>
-              <w:t>i</w:t>
-            </w:r>
-            <w:proofErr w:type="spellEnd"/>
-            <w:proofErr w:type="gramStart"/>
-            <w:r>
-              <w:rPr>
-                <w:rFonts w:ascii="Calibri" w:hAnsi="Calibri"/>
-                <w:sz w:val="18"/>
-                <w:szCs w:val="18"/>
-              </w:rPr>
-              <w:t>].regional</w:t>
-            </w:r>
-            <w:proofErr w:type="gramEnd"/>
+              <w:t>{d.resumen[i].regional}</w:t>
+            </w:r>
+          </w:p>
+        </w:tc>
+        <w:tc>
+          <w:tcPr>
+            <w:tcW w:w="2778" w:type="dxa"/>
+            <w:tcBorders>
+              <w:bottom w:val="single" w:sz="4" w:space="0" w:color="auto"/>
+            </w:tcBorders>
+            <w:vAlign w:val="center"/>
+          </w:tcPr>
+          <w:p>
+            <w:pPr>
+              <w:pStyle w:val="Standard"/>
+              <w:tabs>
+                <w:tab w:val="left" w:pos="7200"/>
+              </w:tabs>
+              <w:jc w:val="center"/>
+              <w:rPr>
+                <w:rFonts w:ascii="Calibri" w:hAnsi="Calibri"/>
+                <w:sz w:val="18"/>
+                <w:szCs w:val="18"/>
+                <w:lang w:val="es-BO"/>
+              </w:rPr>
+            </w:pPr>
+            <w:r>
+              <w:rPr>
+                <w:rFonts w:ascii="Calibri" w:hAnsi="Calibri"/>
+                <w:sz w:val="18"/>
+                <w:szCs w:val="18"/>
+              </w:rPr>
+              <w:t>{d.resumen[i].cantidad}</w:t>
+            </w:r>
+          </w:p>
+        </w:tc>
+        <w:tc>
+          <w:tcPr>
+            <w:tcW w:w="2778" w:type="dxa"/>
+            <w:tcBorders>
+              <w:bottom w:val="single" w:sz="4" w:space="0" w:color="auto"/>
+            </w:tcBorders>
+            <w:vAlign w:val="center"/>
+          </w:tcPr>
+          <w:p>
+            <w:pPr>
+              <w:pStyle w:val="Standard"/>
+              <w:tabs>
+                <w:tab w:val="left" w:pos="7200"/>
+              </w:tabs>
+              <w:jc w:val="right"/>
+              <w:rPr>
+                <w:rFonts w:ascii="Calibri" w:hAnsi="Calibri"/>
+                <w:sz w:val="18"/>
+                <w:szCs w:val="18"/>
+                <w:lang w:val="es-BO"/>
+              </w:rPr>
+            </w:pPr>
+            <w:r>
+              <w:rPr>
+                <w:rFonts w:ascii="Calibri" w:hAnsi="Calibri"/>
+                <w:sz w:val="18"/>
+                <w:szCs w:val="18"/>
+              </w:rPr>
+              <w:t>{d.resumen[i].total_ganado}</w:t>
+            </w:r>
+          </w:p>
+        </w:tc>
+        <w:tc>
+          <w:tcPr>
+            <w:tcW w:w="2778" w:type="dxa"/>
+            <w:tcBorders>
+              <w:bottom w:val="single" w:sz="4" w:space="0" w:color="auto"/>
+            </w:tcBorders>
+            <w:vAlign w:val="center"/>
+          </w:tcPr>
+          <w:p>
+            <w:pPr>
+              <w:pStyle w:val="Standard"/>
+              <w:tabs>
+                <w:tab w:val="left" w:pos="7200"/>
+              </w:tabs>
+              <w:jc w:val="right"/>
+              <w:rPr>
+                <w:rFonts w:ascii="Calibri" w:hAnsi="Calibri"/>
+                <w:sz w:val="18"/>
+                <w:szCs w:val="18"/>
+                <w:lang w:val="es-BO"/>
+              </w:rPr>
+            </w:pPr>
+            <w:r>
+              <w:rPr>
+                <w:rFonts w:ascii="Calibri" w:hAnsi="Calibri"/>
+                <w:sz w:val="18"/>
+                <w:szCs w:val="18"/>
+              </w:rPr>
+              <w:t>{d.resumen[i].</w:t>
+            </w:r>
+            <w:r>
+              <w:rPr>
+                <w:rFonts w:ascii="Calibri" w:hAnsi="Calibri"/>
+                <w:sz w:val="18"/>
+                <w:szCs w:val="18"/>
+              </w:rPr>
+              <w:t>cotizacion</w:t>
+            </w:r>
             <w:r>
               <w:rPr>
                 <w:rFonts w:ascii="Calibri" w:hAnsi="Calibri"/>
@@ -1811,274 +1636,6 @@
                 <w:szCs w:val="18"/>
               </w:rPr>
               <w:t>}</w:t>
-            </w:r>
-          </w:p>
-        </w:tc>
-        <w:tc>
-          <w:tcPr>
-            <w:tcW w:w="2778" w:type="dxa"/>
-            <w:tcBorders>
-              <w:bottom w:val="single" w:sz="4" w:space="0" w:color="auto"/>
-            </w:tcBorders>
-            <w:vAlign w:val="center"/>
-          </w:tcPr>
-          <w:p>
-            <w:pPr>
-              <w:pStyle w:val="Standard"/>
-              <w:tabs>
-                <w:tab w:val="left" w:pos="7200"/>
-              </w:tabs>
-              <w:jc w:val="center"/>
-              <w:rPr>
-                <w:rFonts w:ascii="Calibri" w:hAnsi="Calibri"/>
-                <w:sz w:val="18"/>
-                <w:szCs w:val="18"/>
-                <w:lang w:val="es-BO"/>
-              </w:rPr>
-            </w:pPr>
-            <w:r>
-              <w:rPr>
-                <w:rFonts w:ascii="Calibri" w:hAnsi="Calibri"/>
-                <w:sz w:val="18"/>
-                <w:szCs w:val="18"/>
-              </w:rPr>
-              <w:t>{</w:t>
-            </w:r>
-            <w:proofErr w:type="spellStart"/>
-            <w:proofErr w:type="gramStart"/>
-            <w:r>
-              <w:rPr>
-                <w:rFonts w:ascii="Calibri" w:hAnsi="Calibri"/>
-                <w:sz w:val="18"/>
-                <w:szCs w:val="18"/>
-              </w:rPr>
-              <w:t>d.resumen</w:t>
-            </w:r>
-            <w:proofErr w:type="spellEnd"/>
-            <w:proofErr w:type="gramEnd"/>
-            <w:r>
-              <w:rPr>
-                <w:rFonts w:ascii="Calibri" w:hAnsi="Calibri"/>
-                <w:sz w:val="18"/>
-                <w:szCs w:val="18"/>
-              </w:rPr>
-              <w:t>[</w:t>
-            </w:r>
-            <w:proofErr w:type="spellStart"/>
-            <w:r>
-              <w:rPr>
-                <w:rFonts w:ascii="Calibri" w:hAnsi="Calibri"/>
-                <w:sz w:val="18"/>
-                <w:szCs w:val="18"/>
-              </w:rPr>
-              <w:t>i</w:t>
-            </w:r>
-            <w:proofErr w:type="spellEnd"/>
-            <w:proofErr w:type="gramStart"/>
-            <w:r>
-              <w:rPr>
-                <w:rFonts w:ascii="Calibri" w:hAnsi="Calibri"/>
-                <w:sz w:val="18"/>
-                <w:szCs w:val="18"/>
-              </w:rPr>
-              <w:t>].</w:t>
-            </w:r>
-            <w:proofErr w:type="spellStart"/>
-            <w:r>
-              <w:rPr>
-                <w:rFonts w:ascii="Calibri" w:hAnsi="Calibri"/>
-                <w:sz w:val="18"/>
-                <w:szCs w:val="18"/>
-              </w:rPr>
-              <w:t>cantidad</w:t>
-            </w:r>
-            <w:proofErr w:type="spellEnd"/>
-            <w:proofErr w:type="gramEnd"/>
-            <w:r>
-              <w:rPr>
-                <w:rFonts w:ascii="Calibri" w:hAnsi="Calibri"/>
-                <w:sz w:val="18"/>
-                <w:szCs w:val="18"/>
-              </w:rPr>
-              <w:t>}</w:t>
-            </w:r>
-          </w:p>
-        </w:tc>
-        <w:tc>
-          <w:tcPr>
-            <w:tcW w:w="2778" w:type="dxa"/>
-            <w:tcBorders>
-              <w:bottom w:val="single" w:sz="4" w:space="0" w:color="auto"/>
-            </w:tcBorders>
-            <w:vAlign w:val="center"/>
-          </w:tcPr>
-          <w:p>
-            <w:pPr>
-              <w:pStyle w:val="Standard"/>
-              <w:tabs>
-                <w:tab w:val="left" w:pos="7200"/>
-              </w:tabs>
-              <w:jc w:val="right"/>
-              <w:rPr>
-                <w:rFonts w:ascii="Calibri" w:hAnsi="Calibri"/>
-                <w:sz w:val="18"/>
-                <w:szCs w:val="18"/>
-                <w:lang w:val="es-BO"/>
-              </w:rPr>
-            </w:pPr>
-            <w:r>
-              <w:rPr>
-                <w:rFonts w:ascii="Calibri" w:hAnsi="Calibri"/>
-                <w:sz w:val="18"/>
-                <w:szCs w:val="18"/>
-              </w:rPr>
-              <w:t>{</w:t>
-            </w:r>
-            <w:proofErr w:type="spellStart"/>
-            <w:proofErr w:type="gramStart"/>
-            <w:r>
-              <w:rPr>
-                <w:rFonts w:ascii="Calibri" w:hAnsi="Calibri"/>
-                <w:sz w:val="18"/>
-                <w:szCs w:val="18"/>
-              </w:rPr>
-              <w:t>d.resumen</w:t>
-            </w:r>
-            <w:proofErr w:type="spellEnd"/>
-            <w:proofErr w:type="gramEnd"/>
-            <w:r>
-              <w:rPr>
-                <w:rFonts w:ascii="Calibri" w:hAnsi="Calibri"/>
-                <w:sz w:val="18"/>
-                <w:szCs w:val="18"/>
-              </w:rPr>
-              <w:t>[</w:t>
-            </w:r>
-            <w:proofErr w:type="spellStart"/>
-            <w:r>
-              <w:rPr>
-                <w:rFonts w:ascii="Calibri" w:hAnsi="Calibri"/>
-                <w:sz w:val="18"/>
-                <w:szCs w:val="18"/>
-              </w:rPr>
-              <w:t>i</w:t>
-            </w:r>
-            <w:proofErr w:type="spellEnd"/>
-            <w:proofErr w:type="gramStart"/>
-            <w:r>
-              <w:rPr>
-                <w:rFonts w:ascii="Calibri" w:hAnsi="Calibri"/>
-                <w:sz w:val="18"/>
-                <w:szCs w:val="18"/>
-              </w:rPr>
-              <w:t>].</w:t>
-            </w:r>
-            <w:proofErr w:type="spellStart"/>
-            <w:r>
-              <w:rPr>
-                <w:rFonts w:ascii="Calibri" w:hAnsi="Calibri"/>
-                <w:sz w:val="18"/>
-                <w:szCs w:val="18"/>
-              </w:rPr>
-              <w:t>total</w:t>
-            </w:r>
-            <w:proofErr w:type="gramEnd"/>
-            <w:r>
-              <w:rPr>
-                <w:rFonts w:ascii="Calibri" w:hAnsi="Calibri"/>
-                <w:sz w:val="18"/>
-                <w:szCs w:val="18"/>
-              </w:rPr>
-              <w:t>_ganado</w:t>
-            </w:r>
-            <w:proofErr w:type="spellEnd"/>
-            <w:r>
-              <w:rPr>
-                <w:rFonts w:ascii="Calibri" w:hAnsi="Calibri"/>
-                <w:sz w:val="18"/>
-                <w:szCs w:val="18"/>
-              </w:rPr>
-              <w:t>}</w:t>
-            </w:r>
-          </w:p>
-        </w:tc>
-        <w:tc>
-          <w:tcPr>
-            <w:tcW w:w="2778" w:type="dxa"/>
-            <w:tcBorders>
-              <w:bottom w:val="single" w:sz="4" w:space="0" w:color="auto"/>
-            </w:tcBorders>
-            <w:vAlign w:val="center"/>
-          </w:tcPr>
-          <w:p>
-            <w:pPr>
-              <w:pStyle w:val="Standard"/>
-              <w:tabs>
-                <w:tab w:val="left" w:pos="7200"/>
-              </w:tabs>
-              <w:jc w:val="right"/>
-              <w:rPr>
-                <w:rFonts w:ascii="Calibri" w:hAnsi="Calibri"/>
-                <w:sz w:val="18"/>
-                <w:szCs w:val="18"/>
-                <w:lang w:val="es-BO"/>
-              </w:rPr>
-            </w:pPr>
-            <w:r>
-              <w:rPr>
-                <w:rFonts w:ascii="Calibri" w:hAnsi="Calibri"/>
-                <w:sz w:val="18"/>
-                <w:szCs w:val="18"/>
-              </w:rPr>
-              <w:t>{</w:t>
-            </w:r>
-            <w:proofErr w:type="spellStart"/>
-            <w:proofErr w:type="gramStart"/>
-            <w:r>
-              <w:rPr>
-                <w:rFonts w:ascii="Calibri" w:hAnsi="Calibri"/>
-                <w:sz w:val="18"/>
-                <w:szCs w:val="18"/>
-              </w:rPr>
-              <w:t>d.resumen</w:t>
-            </w:r>
-            <w:proofErr w:type="spellEnd"/>
-            <w:proofErr w:type="gramEnd"/>
-            <w:r>
-              <w:rPr>
-                <w:rFonts w:ascii="Calibri" w:hAnsi="Calibri"/>
-                <w:sz w:val="18"/>
-                <w:szCs w:val="18"/>
-              </w:rPr>
-              <w:t>[</w:t>
-            </w:r>
-            <w:proofErr w:type="spellStart"/>
-            <w:r>
-              <w:rPr>
-                <w:rFonts w:ascii="Calibri" w:hAnsi="Calibri"/>
-                <w:sz w:val="18"/>
-                <w:szCs w:val="18"/>
-              </w:rPr>
-              <w:t>i</w:t>
-            </w:r>
-            <w:proofErr w:type="spellEnd"/>
-            <w:proofErr w:type="gramStart"/>
-            <w:r>
-              <w:rPr>
-                <w:rFonts w:ascii="Calibri" w:hAnsi="Calibri"/>
-                <w:sz w:val="18"/>
-                <w:szCs w:val="18"/>
-              </w:rPr>
-              <w:t>].porcentaje</w:t>
-            </w:r>
-            <w:proofErr w:type="gramEnd"/>
-            <w:r>
-              <w:rPr>
-                <w:rFonts w:ascii="Calibri" w:hAnsi="Calibri"/>
-                <w:sz w:val="18"/>
-                <w:szCs w:val="18"/>
-              </w:rPr>
-              <w:t>_10}</w:t>
             </w:r>
           </w:p>
         </w:tc>
@@ -2116,38 +1673,112 @@
                 <w:sz w:val="18"/>
                 <w:szCs w:val="18"/>
               </w:rPr>
-              <w:t>{</w:t>
-            </w:r>
-            <w:proofErr w:type="spellStart"/>
-            <w:proofErr w:type="gramStart"/>
-            <w:r>
-              <w:rPr>
-                <w:rFonts w:ascii="Calibri" w:hAnsi="Calibri"/>
-                <w:sz w:val="18"/>
-                <w:szCs w:val="18"/>
-              </w:rPr>
-              <w:t>d.resumen</w:t>
-            </w:r>
-            <w:proofErr w:type="spellEnd"/>
-            <w:proofErr w:type="gramEnd"/>
-            <w:r>
-              <w:rPr>
-                <w:rFonts w:ascii="Calibri" w:hAnsi="Calibri"/>
-                <w:sz w:val="18"/>
-                <w:szCs w:val="18"/>
-              </w:rPr>
-              <w:t>[i+1</w:t>
-            </w:r>
-            <w:proofErr w:type="gramStart"/>
-            <w:r>
-              <w:rPr>
-                <w:rFonts w:ascii="Calibri" w:hAnsi="Calibri"/>
-                <w:sz w:val="18"/>
-                <w:szCs w:val="18"/>
-              </w:rPr>
-              <w:t>].regional</w:t>
-            </w:r>
-            <w:proofErr w:type="gramEnd"/>
+              <w:t>{d.resumen[i+1].regional}</w:t>
+            </w:r>
+          </w:p>
+        </w:tc>
+        <w:tc>
+          <w:tcPr>
+            <w:tcW w:w="2778" w:type="dxa"/>
+            <w:tcBorders>
+              <w:bottom w:val="single" w:sz="4" w:space="0" w:color="auto"/>
+            </w:tcBorders>
+            <w:vAlign w:val="center"/>
+          </w:tcPr>
+          <w:p>
+            <w:pPr>
+              <w:pStyle w:val="Standard"/>
+              <w:tabs>
+                <w:tab w:val="left" w:pos="7200"/>
+              </w:tabs>
+              <w:jc w:val="center"/>
+              <w:rPr>
+                <w:rFonts w:ascii="Calibri" w:hAnsi="Calibri"/>
+                <w:sz w:val="18"/>
+                <w:szCs w:val="18"/>
+                <w:lang w:val="es-BO"/>
+              </w:rPr>
+            </w:pPr>
+            <w:r>
+              <w:rPr>
+                <w:rFonts w:ascii="Calibri" w:hAnsi="Calibri"/>
+                <w:sz w:val="18"/>
+                <w:szCs w:val="18"/>
+              </w:rPr>
+              <w:t>{d.resumen[i+1].cantidad}</w:t>
+            </w:r>
+          </w:p>
+        </w:tc>
+        <w:tc>
+          <w:tcPr>
+            <w:tcW w:w="2778" w:type="dxa"/>
+            <w:tcBorders>
+              <w:bottom w:val="single" w:sz="4" w:space="0" w:color="auto"/>
+            </w:tcBorders>
+            <w:vAlign w:val="center"/>
+          </w:tcPr>
+          <w:p>
+            <w:pPr>
+              <w:pStyle w:val="Standard"/>
+              <w:tabs>
+                <w:tab w:val="left" w:pos="7200"/>
+              </w:tabs>
+              <w:jc w:val="right"/>
+              <w:rPr>
+                <w:rFonts w:ascii="Calibri" w:hAnsi="Calibri"/>
+                <w:sz w:val="18"/>
+                <w:szCs w:val="18"/>
+                <w:lang w:val="es-BO"/>
+              </w:rPr>
+            </w:pPr>
+            <w:r>
+              <w:rPr>
+                <w:rFonts w:ascii="Calibri" w:hAnsi="Calibri"/>
+                <w:sz w:val="18"/>
+                <w:szCs w:val="18"/>
+              </w:rPr>
+              <w:t>{d.resumen[i+1].total_ganado}</w:t>
+            </w:r>
+          </w:p>
+        </w:tc>
+        <w:tc>
+          <w:tcPr>
+            <w:tcW w:w="2778" w:type="dxa"/>
+            <w:tcBorders>
+              <w:bottom w:val="single" w:sz="4" w:space="0" w:color="auto"/>
+            </w:tcBorders>
+            <w:vAlign w:val="center"/>
+          </w:tcPr>
+          <w:p>
+            <w:pPr>
+              <w:pStyle w:val="Standard"/>
+              <w:tabs>
+                <w:tab w:val="left" w:pos="7200"/>
+              </w:tabs>
+              <w:jc w:val="right"/>
+              <w:rPr>
+                <w:rFonts w:ascii="Calibri" w:hAnsi="Calibri"/>
+                <w:sz w:val="18"/>
+                <w:szCs w:val="18"/>
+                <w:lang w:val="es-BO"/>
+              </w:rPr>
+            </w:pPr>
+            <w:r>
+              <w:rPr>
+                <w:rFonts w:ascii="Calibri" w:hAnsi="Calibri"/>
+                <w:sz w:val="18"/>
+                <w:szCs w:val="18"/>
+              </w:rPr>
+              <w:t>{d.resumen[i+1].</w:t>
+            </w:r>
+            <w:r>
+              <w:rPr>
+                <w:rFonts w:ascii="Calibri" w:hAnsi="Calibri"/>
+                <w:sz w:val="18"/>
+                <w:szCs w:val="18"/>
+              </w:rPr>
+              <w:t>cotizacion</w:t>
+            </w:r>
             <w:r>
               <w:rPr>
                 <w:rFonts w:ascii="Calibri" w:hAnsi="Calibri"/>
@@ -2155,244 +1786,6 @@
                 <w:szCs w:val="18"/>
               </w:rPr>
               <w:t>}</w:t>
-            </w:r>
-          </w:p>
-        </w:tc>
-        <w:tc>
-          <w:tcPr>
-            <w:tcW w:w="2778" w:type="dxa"/>
-            <w:tcBorders>
-              <w:bottom w:val="single" w:sz="4" w:space="0" w:color="auto"/>
-            </w:tcBorders>
-            <w:vAlign w:val="center"/>
-          </w:tcPr>
-          <w:p>
-            <w:pPr>
-              <w:pStyle w:val="Standard"/>
-              <w:tabs>
-                <w:tab w:val="left" w:pos="7200"/>
-              </w:tabs>
-              <w:jc w:val="center"/>
-              <w:rPr>
-                <w:rFonts w:ascii="Calibri" w:hAnsi="Calibri"/>
-                <w:sz w:val="18"/>
-                <w:szCs w:val="18"/>
-                <w:lang w:val="es-BO"/>
-              </w:rPr>
-            </w:pPr>
-            <w:r>
-              <w:rPr>
-                <w:rFonts w:ascii="Calibri" w:hAnsi="Calibri"/>
-                <w:sz w:val="18"/>
-                <w:szCs w:val="18"/>
-              </w:rPr>
-              <w:t>{</w:t>
-            </w:r>
-            <w:proofErr w:type="spellStart"/>
-            <w:proofErr w:type="gramStart"/>
-            <w:r>
-              <w:rPr>
-                <w:rFonts w:ascii="Calibri" w:hAnsi="Calibri"/>
-                <w:sz w:val="18"/>
-                <w:szCs w:val="18"/>
-              </w:rPr>
-              <w:t>d.resumen</w:t>
-            </w:r>
-            <w:proofErr w:type="spellEnd"/>
-            <w:proofErr w:type="gramEnd"/>
-            <w:r>
-              <w:rPr>
-                <w:rFonts w:ascii="Calibri" w:hAnsi="Calibri"/>
-                <w:sz w:val="18"/>
-                <w:szCs w:val="18"/>
-              </w:rPr>
-              <w:t>[i+1</w:t>
-            </w:r>
-            <w:proofErr w:type="gramStart"/>
-            <w:r>
-              <w:rPr>
-                <w:rFonts w:ascii="Calibri" w:hAnsi="Calibri"/>
-                <w:sz w:val="18"/>
-                <w:szCs w:val="18"/>
-              </w:rPr>
-              <w:t>].</w:t>
-            </w:r>
-            <w:proofErr w:type="spellStart"/>
-            <w:r>
-              <w:rPr>
-                <w:rFonts w:ascii="Calibri" w:hAnsi="Calibri"/>
-                <w:sz w:val="18"/>
-                <w:szCs w:val="18"/>
-              </w:rPr>
-              <w:t>cantidad</w:t>
-            </w:r>
-            <w:proofErr w:type="spellEnd"/>
-            <w:proofErr w:type="gramEnd"/>
-            <w:r>
-              <w:rPr>
-                <w:rFonts w:ascii="Calibri" w:hAnsi="Calibri"/>
-                <w:sz w:val="18"/>
-                <w:szCs w:val="18"/>
-              </w:rPr>
-              <w:t>}</w:t>
-            </w:r>
-          </w:p>
-        </w:tc>
-        <w:tc>
-          <w:tcPr>
-            <w:tcW w:w="2778" w:type="dxa"/>
-            <w:tcBorders>
-              <w:bottom w:val="single" w:sz="4" w:space="0" w:color="auto"/>
-            </w:tcBorders>
-            <w:vAlign w:val="center"/>
-          </w:tcPr>
-          <w:p>
-            <w:pPr>
-              <w:pStyle w:val="Standard"/>
-              <w:tabs>
-                <w:tab w:val="left" w:pos="7200"/>
-              </w:tabs>
-              <w:jc w:val="right"/>
-              <w:rPr>
-                <w:rFonts w:ascii="Calibri" w:hAnsi="Calibri"/>
-                <w:sz w:val="18"/>
-                <w:szCs w:val="18"/>
-                <w:lang w:val="es-BO"/>
-              </w:rPr>
-            </w:pPr>
-            <w:r>
-              <w:rPr>
-                <w:rFonts w:ascii="Calibri" w:hAnsi="Calibri"/>
-                <w:sz w:val="18"/>
-                <w:szCs w:val="18"/>
-              </w:rPr>
-              <w:t>{</w:t>
-            </w:r>
-            <w:proofErr w:type="spellStart"/>
-            <w:proofErr w:type="gramStart"/>
-            <w:r>
-              <w:rPr>
-                <w:rFonts w:ascii="Calibri" w:hAnsi="Calibri"/>
-                <w:sz w:val="18"/>
-                <w:szCs w:val="18"/>
-              </w:rPr>
-              <w:t>d.resumen</w:t>
-            </w:r>
-            <w:proofErr w:type="spellEnd"/>
-            <w:proofErr w:type="gramEnd"/>
-            <w:r>
-              <w:rPr>
-                <w:rFonts w:ascii="Calibri" w:hAnsi="Calibri"/>
-                <w:sz w:val="18"/>
-                <w:szCs w:val="18"/>
-              </w:rPr>
-              <w:t>[i+1</w:t>
-            </w:r>
-            <w:proofErr w:type="gramStart"/>
-            <w:r>
-              <w:rPr>
-                <w:rFonts w:ascii="Calibri" w:hAnsi="Calibri"/>
-                <w:sz w:val="18"/>
-                <w:szCs w:val="18"/>
-              </w:rPr>
-              <w:t>].</w:t>
-            </w:r>
-            <w:proofErr w:type="spellStart"/>
-            <w:r>
-              <w:rPr>
-                <w:rFonts w:ascii="Calibri" w:hAnsi="Calibri"/>
-                <w:sz w:val="18"/>
-                <w:szCs w:val="18"/>
-              </w:rPr>
-              <w:t>total</w:t>
-            </w:r>
-            <w:proofErr w:type="gramEnd"/>
-            <w:r>
-              <w:rPr>
-                <w:rFonts w:ascii="Calibri" w:hAnsi="Calibri"/>
-                <w:sz w:val="18"/>
-                <w:szCs w:val="18"/>
-              </w:rPr>
-              <w:t>_ganado</w:t>
-            </w:r>
-            <w:proofErr w:type="spellEnd"/>
-            <w:r>
-              <w:rPr>
-                <w:rFonts w:ascii="Calibri" w:hAnsi="Calibri"/>
-                <w:sz w:val="18"/>
-                <w:szCs w:val="18"/>
-              </w:rPr>
-              <w:t>}</w:t>
-            </w:r>
-          </w:p>
-        </w:tc>
-        <w:tc>
-          <w:tcPr>
-            <w:tcW w:w="2778" w:type="dxa"/>
-            <w:tcBorders>
-              <w:bottom w:val="single" w:sz="4" w:space="0" w:color="auto"/>
-            </w:tcBorders>
-            <w:vAlign w:val="center"/>
-          </w:tcPr>
-          <w:p>
-            <w:pPr>
-              <w:pStyle w:val="Standard"/>
-              <w:tabs>
-                <w:tab w:val="left" w:pos="7200"/>
-              </w:tabs>
-              <w:jc w:val="right"/>
-              <w:rPr>
-                <w:rFonts w:ascii="Calibri" w:hAnsi="Calibri"/>
-                <w:sz w:val="18"/>
-                <w:szCs w:val="18"/>
-                <w:lang w:val="es-BO"/>
-              </w:rPr>
-            </w:pPr>
-            <w:r>
-              <w:rPr>
-                <w:rFonts w:ascii="Calibri" w:hAnsi="Calibri"/>
-                <w:sz w:val="18"/>
-                <w:szCs w:val="18"/>
-              </w:rPr>
-              <w:t>{</w:t>
-            </w:r>
-            <w:proofErr w:type="spellStart"/>
-            <w:proofErr w:type="gramStart"/>
-            <w:r>
-              <w:rPr>
-                <w:rFonts w:ascii="Calibri" w:hAnsi="Calibri"/>
-                <w:sz w:val="18"/>
-                <w:szCs w:val="18"/>
-              </w:rPr>
-              <w:t>d.resumen</w:t>
-            </w:r>
-            <w:proofErr w:type="spellEnd"/>
-            <w:proofErr w:type="gramEnd"/>
-            <w:r>
-              <w:rPr>
-                <w:rFonts w:ascii="Calibri" w:hAnsi="Calibri"/>
-                <w:sz w:val="18"/>
-                <w:szCs w:val="18"/>
-              </w:rPr>
-              <w:t>[i+1</w:t>
-            </w:r>
-            <w:proofErr w:type="gramStart"/>
-            <w:r>
-              <w:rPr>
-                <w:rFonts w:ascii="Calibri" w:hAnsi="Calibri"/>
-                <w:sz w:val="18"/>
-                <w:szCs w:val="18"/>
-              </w:rPr>
-              <w:t>].porcentaje</w:t>
-            </w:r>
-            <w:proofErr w:type="gramEnd"/>
-            <w:r>
-              <w:rPr>
-                <w:rFonts w:ascii="Calibri" w:hAnsi="Calibri"/>
-                <w:sz w:val="18"/>
-                <w:szCs w:val="18"/>
-              </w:rPr>
-              <w:t>_10}</w:t>
             </w:r>
           </w:p>
         </w:tc>
@@ -2587,11 +1980,26 @@
                 <w:szCs w:val="18"/>
                 <w:lang w:val="es-BO"/>
               </w:rPr>
-              <w:t>{</w:t>
-            </w:r>
-            <w:proofErr w:type="spellStart"/>
-            <w:proofErr w:type="gramStart"/>
-            <w:r>
+              <w:t>{d.totales.cantidad_total}</w:t>
+            </w:r>
+          </w:p>
+        </w:tc>
+        <w:tc>
+          <w:tcPr>
+            <w:tcW w:w="2778" w:type="dxa"/>
+            <w:tcBorders>
+              <w:top w:val="single" w:sz="4" w:space="0" w:color="auto"/>
+            </w:tcBorders>
+            <w:shd w:val="clear" w:color="auto" w:fill="E4F4EF"/>
+            <w:vAlign w:val="center"/>
+          </w:tcPr>
+          <w:p>
+            <w:pPr>
+              <w:pStyle w:val="Standard"/>
+              <w:tabs>
+                <w:tab w:val="left" w:pos="7200"/>
+              </w:tabs>
+              <w:jc w:val="right"/>
               <w:rPr>
                 <w:rFonts w:ascii="Calibri" w:hAnsi="Calibri"/>
                 <w:b/>
@@ -2602,9 +2010,7 @@
                 <w:szCs w:val="18"/>
                 <w:lang w:val="es-BO"/>
               </w:rPr>
-              <w:t>d.totales</w:t>
-            </w:r>
-            <w:proofErr w:type="gramEnd"/>
+            </w:pPr>
             <w:r>
               <w:rPr>
                 <w:rFonts w:ascii="Calibri" w:hAnsi="Calibri"/>
@@ -2614,12 +2020,27 @@
                 <w:iCs/>
                 <w:sz w:val="18"/>
                 <w:szCs w:val="18"/>
-                <w:lang w:val="es-BO"/>
-              </w:rPr>
-              <w:t>.cantidad_total</w:t>
-            </w:r>
-            <w:proofErr w:type="spellEnd"/>
-            <w:r>
+              </w:rPr>
+              <w:t>{d.totales.total_ganado}</w:t>
+            </w:r>
+          </w:p>
+        </w:tc>
+        <w:tc>
+          <w:tcPr>
+            <w:tcW w:w="2778" w:type="dxa"/>
+            <w:tcBorders>
+              <w:top w:val="single" w:sz="4" w:space="0" w:color="auto"/>
+            </w:tcBorders>
+            <w:shd w:val="clear" w:color="auto" w:fill="E4F4EF"/>
+            <w:vAlign w:val="center"/>
+          </w:tcPr>
+          <w:p>
+            <w:pPr>
+              <w:pStyle w:val="Standard"/>
+              <w:tabs>
+                <w:tab w:val="left" w:pos="7200"/>
+              </w:tabs>
+              <w:jc w:val="right"/>
               <w:rPr>
                 <w:rFonts w:ascii="Calibri" w:hAnsi="Calibri"/>
                 <w:b/>
@@ -2630,26 +2051,8 @@
                 <w:szCs w:val="18"/>
                 <w:lang w:val="es-BO"/>
               </w:rPr>
-              <w:t>}</w:t>
-            </w:r>
-          </w:p>
-        </w:tc>
-        <w:tc>
-          <w:tcPr>
-            <w:tcW w:w="2778" w:type="dxa"/>
-            <w:tcBorders>
-              <w:top w:val="single" w:sz="4" w:space="0" w:color="auto"/>
-            </w:tcBorders>
-            <w:shd w:val="clear" w:color="auto" w:fill="E4F4EF"/>
-            <w:vAlign w:val="center"/>
-          </w:tcPr>
-          <w:p>
-            <w:pPr>
-              <w:pStyle w:val="Standard"/>
-              <w:tabs>
-                <w:tab w:val="left" w:pos="7200"/>
-              </w:tabs>
-              <w:jc w:val="right"/>
+            </w:pPr>
+            <w:r>
               <w:rPr>
                 <w:rFonts w:ascii="Calibri" w:hAnsi="Calibri"/>
                 <w:b/>
@@ -2658,9 +2061,9 @@
                 <w:iCs/>
                 <w:sz w:val="18"/>
                 <w:szCs w:val="18"/>
-                <w:lang w:val="es-BO"/>
-              </w:rPr>
-            </w:pPr>
+              </w:rPr>
+              <w:t>{d.totales.</w:t>
+            </w:r>
             <w:r>
               <w:rPr>
                 <w:rFonts w:ascii="Calibri" w:hAnsi="Calibri"/>
@@ -2671,10 +2074,8 @@
                 <w:sz w:val="18"/>
                 <w:szCs w:val="18"/>
               </w:rPr>
-              <w:t>{</w:t>
-            </w:r>
-            <w:proofErr w:type="spellStart"/>
-            <w:proofErr w:type="gramStart"/>
+              <w:t>cotizacion</w:t>
+            </w:r>
             <w:r>
               <w:rPr>
                 <w:rFonts w:ascii="Calibri" w:hAnsi="Calibri"/>
@@ -2685,100 +2086,7 @@
                 <w:sz w:val="18"/>
                 <w:szCs w:val="18"/>
               </w:rPr>
-              <w:t>d.totales</w:t>
-            </w:r>
-            <w:proofErr w:type="gramEnd"/>
-            <w:r>
-              <w:rPr>
-                <w:rFonts w:ascii="Calibri" w:hAnsi="Calibri"/>
-                <w:b/>
-                <w:bCs/>
-                <w:i/>
-                <w:iCs/>
-                <w:sz w:val="18"/>
-                <w:szCs w:val="18"/>
-              </w:rPr>
-              <w:t>.total_ganado</w:t>
-            </w:r>
-            <w:proofErr w:type="spellEnd"/>
-            <w:r>
-              <w:rPr>
-                <w:rFonts w:ascii="Calibri" w:hAnsi="Calibri"/>
-                <w:b/>
-                <w:bCs/>
-                <w:i/>
-                <w:iCs/>
-                <w:sz w:val="18"/>
-                <w:szCs w:val="18"/>
-              </w:rPr>
               <w:t>}</w:t>
-            </w:r>
-          </w:p>
-        </w:tc>
-        <w:tc>
-          <w:tcPr>
-            <w:tcW w:w="2778" w:type="dxa"/>
-            <w:tcBorders>
-              <w:top w:val="single" w:sz="4" w:space="0" w:color="auto"/>
-            </w:tcBorders>
-            <w:shd w:val="clear" w:color="auto" w:fill="E4F4EF"/>
-            <w:vAlign w:val="center"/>
-          </w:tcPr>
-          <w:p>
-            <w:pPr>
-              <w:pStyle w:val="Standard"/>
-              <w:tabs>
-                <w:tab w:val="left" w:pos="7200"/>
-              </w:tabs>
-              <w:jc w:val="right"/>
-              <w:rPr>
-                <w:rFonts w:ascii="Calibri" w:hAnsi="Calibri"/>
-                <w:b/>
-                <w:bCs/>
-                <w:i/>
-                <w:iCs/>
-                <w:sz w:val="18"/>
-                <w:szCs w:val="18"/>
-                <w:lang w:val="es-BO"/>
-              </w:rPr>
-            </w:pPr>
-            <w:r>
-              <w:rPr>
-                <w:rFonts w:ascii="Calibri" w:hAnsi="Calibri"/>
-                <w:b/>
-                <w:bCs/>
-                <w:i/>
-                <w:iCs/>
-                <w:sz w:val="18"/>
-                <w:szCs w:val="18"/>
-              </w:rPr>
-              <w:t>{</w:t>
-            </w:r>
-            <w:proofErr w:type="gramStart"/>
-            <w:r>
-              <w:rPr>
-                <w:rFonts w:ascii="Calibri" w:hAnsi="Calibri"/>
-                <w:b/>
-                <w:bCs/>
-                <w:i/>
-                <w:iCs/>
-                <w:sz w:val="18"/>
-                <w:szCs w:val="18"/>
-              </w:rPr>
-              <w:t>d.totales</w:t>
-            </w:r>
-            <w:proofErr w:type="gramEnd"/>
-            <w:r>
-              <w:rPr>
-                <w:rFonts w:ascii="Calibri" w:hAnsi="Calibri"/>
-                <w:b/>
-                <w:bCs/>
-                <w:i/>
-                <w:iCs/>
-                <w:sz w:val="18"/>
-                <w:szCs w:val="18"/>
-              </w:rPr>
-              <w:t>.porcentaje_10}</w:t>
             </w:r>
           </w:p>
         </w:tc>
@@ -2828,7 +2136,7 @@
       <w:tr>
         <w:trPr>
           <w:cnfStyle w:val="100000000000" w:firstRow="1" w:lastRow="0" w:firstColumn="0" w:lastColumn="0" w:oddVBand="0" w:evenVBand="0" w:oddHBand="0" w:evenHBand="0" w:firstRowFirstColumn="0" w:firstRowLastColumn="0" w:lastRowFirstColumn="0" w:lastRowLastColumn="0"/>
-          <w:trHeight w:val="1640"/>
+          <w:trHeight w:val="2474"/>
         </w:trPr>
         <w:tc>
           <w:tcPr>
@@ -3020,7 +2328,6 @@
                 <w:lang w:val="es-BO"/>
               </w:rPr>
             </w:pPr>
-            <w:proofErr w:type="spellStart"/>
             <w:r>
               <w:rPr>
                 <w:rFonts w:ascii="Calibri" w:hAnsi="Calibri"/>
@@ -3031,20 +2338,7 @@
                 <w:szCs w:val="16"/>
                 <w:lang w:val="es-BO"/>
               </w:rPr>
-              <w:t>N°</w:t>
-            </w:r>
-            <w:proofErr w:type="spellEnd"/>
-            <w:r>
-              <w:rPr>
-                <w:rFonts w:ascii="Calibri" w:hAnsi="Calibri"/>
-                <w:b/>
-                <w:bCs/>
-                <w:color w:val="595959" w:themeColor="text1" w:themeTint="A6"/>
-                <w:sz w:val="16"/>
-                <w:szCs w:val="16"/>
-                <w:lang w:val="es-BO"/>
-              </w:rPr>
-              <w:t xml:space="preserve"> CARNET</w:t>
+              <w:t>N° CARNET</w:t>
             </w:r>
           </w:p>
         </w:tc>
@@ -3136,171 +2430,6 @@
         </w:tc>
       </w:tr>
     </w:tbl>
-    <w:p>
-      <w:pPr>
-        <w:pStyle w:val="Standard"/>
-        <w:tabs>
-          <w:tab w:val="left" w:pos="7200"/>
-        </w:tabs>
-        <w:jc w:val="center"/>
-        <w:rPr>
-          <w:rFonts w:ascii="Calibri" w:hAnsi="Calibri"/>
-          <w:sz w:val="20"/>
-          <w:szCs w:val="20"/>
-          <w:lang w:val="es-BO"/>
-        </w:rPr>
-      </w:pPr>
-    </w:p>
-    <w:p>
-      <w:pPr>
-        <w:pStyle w:val="Standard"/>
-        <w:tabs>
-          <w:tab w:val="left" w:pos="7200"/>
-        </w:tabs>
-        <w:jc w:val="center"/>
-        <w:rPr>
-          <w:rFonts w:ascii="Calibri" w:hAnsi="Calibri"/>
-          <w:sz w:val="20"/>
-          <w:szCs w:val="20"/>
-          <w:lang w:val="es-BO"/>
-        </w:rPr>
-      </w:pPr>
-    </w:p>
-    <w:p>
-      <w:pPr>
-        <w:pStyle w:val="Standard"/>
-        <w:tabs>
-          <w:tab w:val="left" w:pos="7200"/>
-        </w:tabs>
-        <w:jc w:val="center"/>
-        <w:rPr>
-          <w:rFonts w:ascii="Calibri" w:hAnsi="Calibri"/>
-          <w:sz w:val="20"/>
-          <w:szCs w:val="20"/>
-          <w:lang w:val="es-BO"/>
-        </w:rPr>
-      </w:pPr>
-    </w:p>
-    <w:p>
-      <w:pPr>
-        <w:pStyle w:val="Standard"/>
-        <w:tabs>
-          <w:tab w:val="left" w:pos="7200"/>
-        </w:tabs>
-        <w:jc w:val="center"/>
-        <w:rPr>
-          <w:rFonts w:ascii="Calibri" w:hAnsi="Calibri"/>
-          <w:sz w:val="20"/>
-          <w:szCs w:val="20"/>
-          <w:lang w:val="es-BO"/>
-        </w:rPr>
-      </w:pPr>
-    </w:p>
-    <w:p>
-      <w:pPr>
-        <w:pStyle w:val="Standard"/>
-        <w:tabs>
-          <w:tab w:val="left" w:pos="7200"/>
-        </w:tabs>
-        <w:jc w:val="center"/>
-        <w:rPr>
-          <w:rFonts w:ascii="Calibri" w:hAnsi="Calibri"/>
-          <w:sz w:val="20"/>
-          <w:szCs w:val="20"/>
-          <w:lang w:val="es-BO"/>
-        </w:rPr>
-      </w:pPr>
-    </w:p>
-    <w:p>
-      <w:pPr>
-        <w:pStyle w:val="Standard"/>
-        <w:tabs>
-          <w:tab w:val="left" w:pos="7200"/>
-        </w:tabs>
-        <w:jc w:val="center"/>
-        <w:rPr>
-          <w:rFonts w:ascii="Calibri" w:hAnsi="Calibri"/>
-          <w:sz w:val="20"/>
-          <w:szCs w:val="20"/>
-          <w:lang w:val="es-BO"/>
-        </w:rPr>
-      </w:pPr>
-    </w:p>
-    <w:p>
-      <w:pPr>
-        <w:pStyle w:val="Standard"/>
-        <w:tabs>
-          <w:tab w:val="left" w:pos="7200"/>
-        </w:tabs>
-        <w:jc w:val="center"/>
-        <w:rPr>
-          <w:rFonts w:ascii="Calibri" w:hAnsi="Calibri"/>
-          <w:sz w:val="20"/>
-          <w:szCs w:val="20"/>
-          <w:lang w:val="es-BO"/>
-        </w:rPr>
-      </w:pPr>
-    </w:p>
-    <w:p>
-      <w:pPr>
-        <w:pStyle w:val="Standard"/>
-        <w:tabs>
-          <w:tab w:val="left" w:pos="7200"/>
-        </w:tabs>
-        <w:jc w:val="center"/>
-        <w:rPr>
-          <w:rFonts w:ascii="Calibri" w:hAnsi="Calibri"/>
-          <w:sz w:val="20"/>
-          <w:szCs w:val="20"/>
-          <w:lang w:val="es-BO"/>
-        </w:rPr>
-      </w:pPr>
-    </w:p>
-    <w:p>
-      <w:pPr>
-        <w:pStyle w:val="Standard"/>
-        <w:tabs>
-          <w:tab w:val="left" w:pos="7200"/>
-        </w:tabs>
-        <w:jc w:val="center"/>
-        <w:rPr>
-          <w:rFonts w:ascii="Calibri" w:hAnsi="Calibri"/>
-          <w:sz w:val="20"/>
-          <w:szCs w:val="20"/>
-          <w:lang w:val="es-BO"/>
-        </w:rPr>
-      </w:pPr>
-    </w:p>
-    <w:p>
-      <w:pPr>
-        <w:pStyle w:val="Standard"/>
-        <w:tabs>
-          <w:tab w:val="left" w:pos="7200"/>
-        </w:tabs>
-        <w:jc w:val="center"/>
-        <w:rPr>
-          <w:rFonts w:ascii="Calibri" w:hAnsi="Calibri"/>
-          <w:sz w:val="20"/>
-          <w:szCs w:val="20"/>
-          <w:lang w:val="es-BO"/>
-        </w:rPr>
-      </w:pPr>
-    </w:p>
-    <w:p>
-      <w:pPr>
-        <w:pStyle w:val="Standard"/>
-        <w:tabs>
-          <w:tab w:val="left" w:pos="7200"/>
-        </w:tabs>
-        <w:jc w:val="center"/>
-        <w:rPr>
-          <w:rFonts w:ascii="Calibri" w:hAnsi="Calibri"/>
-          <w:sz w:val="20"/>
-          <w:szCs w:val="20"/>
-          <w:lang w:val="es-BO"/>
-        </w:rPr>
-      </w:pPr>
-    </w:p>
     <w:p>
       <w:pPr>
         <w:pStyle w:val="Standard"/>
@@ -3339,21 +2468,111 @@
     </w:p>
     <w:p>
       <w:pPr>
-        <w:pStyle w:val="Standard"/>
+        <w:pStyle w:val="Piedepgina"/>
+        <w:jc w:val="right"/>
         <w:rPr>
-          <w:sz w:val="16"/>
-          <w:szCs w:val="16"/>
+          <w:rFonts w:ascii="Calibri" w:hAnsi="Calibri"/>
+          <w:b/>
+          <w:bCs/>
+          <w:i/>
+          <w:iCs/>
+          <w:color w:val="AEAAAA" w:themeColor="background2" w:themeShade="BF"/>
+          <w:sz w:val="14"/>
+          <w:szCs w:val="14"/>
           <w:lang w:val="es-BO"/>
         </w:rPr>
       </w:pPr>
+      <w:r>
+        <w:rPr>
+          <w:rFonts w:ascii="Calibri" w:hAnsi="Calibri"/>
+          <w:b/>
+          <w:bCs/>
+          <w:i/>
+          <w:iCs/>
+          <w:color w:val="AEAAAA" w:themeColor="background2" w:themeShade="BF"/>
+          <w:sz w:val="14"/>
+          <w:szCs w:val="14"/>
+          <w:lang w:val="es-BO"/>
+        </w:rPr>
+        <w:t xml:space="preserve">Usuario: </w:t>
+      </w:r>
+      <w:r>
+        <w:rPr>
+          <w:rFonts w:ascii="Calibri" w:hAnsi="Calibri"/>
+          <w:b/>
+          <w:bCs/>
+          <w:i/>
+          <w:iCs/>
+          <w:color w:val="AEAAAA" w:themeColor="background2" w:themeShade="BF"/>
+          <w:sz w:val="14"/>
+          <w:szCs w:val="14"/>
+          <w:lang w:val="es-BO"/>
+        </w:rPr>
+        <w:t>{d.metadatos.generado_por}</w:t>
+      </w:r>
+    </w:p>
+    <w:p>
+      <w:pPr>
+        <w:pStyle w:val="Piedepgina"/>
+        <w:jc w:val="right"/>
+        <w:rPr>
+          <w:rFonts w:ascii="Calibri" w:hAnsi="Calibri"/>
+          <w:b/>
+          <w:bCs/>
+          <w:i/>
+          <w:iCs/>
+          <w:color w:val="AEAAAA" w:themeColor="background2" w:themeShade="BF"/>
+          <w:sz w:val="14"/>
+          <w:szCs w:val="14"/>
+          <w:lang w:val="es-BO"/>
+        </w:rPr>
+      </w:pPr>
+      <w:r>
+        <w:rPr>
+          <w:rFonts w:ascii="Calibri" w:hAnsi="Calibri"/>
+          <w:b/>
+          <w:bCs/>
+          <w:i/>
+          <w:iCs/>
+          <w:color w:val="AEAAAA" w:themeColor="background2" w:themeShade="BF"/>
+          <w:sz w:val="14"/>
+          <w:szCs w:val="14"/>
+          <w:lang w:val="es-BO"/>
+        </w:rPr>
+        <w:t xml:space="preserve">Fecha: </w:t>
+      </w:r>
+      <w:r>
+        <w:rPr>
+          <w:rFonts w:ascii="Calibri" w:hAnsi="Calibri"/>
+          <w:b/>
+          <w:bCs/>
+          <w:i/>
+          <w:iCs/>
+          <w:color w:val="AEAAAA" w:themeColor="background2" w:themeShade="BF"/>
+          <w:sz w:val="14"/>
+          <w:szCs w:val="14"/>
+          <w:lang w:val="es-BO"/>
+        </w:rPr>
+        <w:t>{d.metadatos.fecha_reporte} / {d.metadatos.hora_reporte}</w:t>
+      </w:r>
+      <w:r>
+        <w:rPr>
+          <w:rFonts w:ascii="Calibri" w:hAnsi="Calibri"/>
+          <w:b/>
+          <w:bCs/>
+          <w:i/>
+          <w:iCs/>
+          <w:color w:val="AEAAAA" w:themeColor="background2" w:themeShade="BF"/>
+          <w:sz w:val="14"/>
+          <w:szCs w:val="14"/>
+          <w:lang w:val="es-BO"/>
+        </w:rPr>
+        <w:br/>
+        <w:t>{d.metadatos.nota}</w:t>
+      </w:r>
     </w:p>
     <w:sectPr>
-      <w:headerReference w:type="even" r:id="rId7"/>
-      <w:headerReference w:type="default" r:id="rId8"/>
-      <w:footerReference w:type="even" r:id="rId9"/>
-      <w:footerReference w:type="default" r:id="rId10"/>
-      <w:headerReference w:type="first" r:id="rId11"/>
-      <w:footerReference w:type="first" r:id="rId12"/>
+      <w:headerReference w:type="default" r:id="rId7"/>
       <w:pgSz w:w="12240" w:h="15840"/>
       <w:pgMar w:top="720" w:right="598" w:bottom="720" w:left="700" w:header="142" w:footer="720" w:gutter="0"/>
       <w:cols w:space="720"/>
@@ -3382,37 +2601,6 @@
 </w:endnotes>
 </file>
 
-<file path=word/footer1.xml><?xml version="1.0" encoding="utf-8"?>
-<w:ftr xmlns:wpc="http://schemas.microsoft.com/office/word/2010/wordprocessingCanvas" xmlns:cx="http://schemas.microsoft.com/office/drawing/2014/chartex" xmlns:cx1="http://schemas.microsoft.com/office/drawing/2015/9/8/chartex" xmlns:cx2="http://schemas.microsoft.com/office/drawing/2015/10/21/chartex" xmlns:cx3="http://schemas.microsoft.com/office/drawing/2016/5/9/chartex" xmlns:cx4="http://schemas.microsoft.com/office/drawing/2016/5/10/chartex" xmlns:cx5="http://schemas.microsoft.com/office/drawing/2016/5/11/chartex" xmlns:cx6="http://schemas.microsoft.com/office/drawing/2016/5/12/chartex" xmlns:cx7="http://schemas.microsoft.com/office/drawing/2016/5/13/chartex" xmlns:cx8="http://schemas.microsoft.com/office/drawing/2016/5/14/chartex" xmlns:mc="http://schemas.openxmlformats.org/markup-compatibility/2006" xmlns:aink="http://schemas.microsoft.com/office/drawing/2016/ink" xmlns:am3d="http://schemas.microsoft.com/office/drawing/2017/model3d" xmlns:o="urn:schemas-microsoft-com:office:office" xmlns:oel="http://schemas.microsoft.com/office/2019/extlst" xmlns:r="http://schemas.openxmlformats.org/officeDocument/2006/relationships" xmlns:m="http://schemas.openxmlformats.org/officeDocument/2006/math" xmlns:v="urn:schemas-microsoft-com:vml" xmlns:wp14="http://schemas.microsoft.com/office/word/2010/wordprocessingDrawing" xmlns:wp="http://schemas.openxmlformats.org/drawingml/2006/wordprocessingDrawing" xmlns:w10="urn:schemas-microsoft-com:office:word" xmlns:w="http://schemas.openxmlformats.org/wordprocessingml/2006/main" xmlns:w14="http://schemas.microsoft.com/office/word/2010/wordml" xmlns:w15="http://schemas.microsoft.com/office/word/2012/wordml" xmlns:w16cex="http://schemas.microsoft.com/office/word/2018/wordml/cex" xmlns:w16cid="http://schemas.microsoft.com/office/word/2016/wordml/cid" xmlns:w16="http://schemas.microsoft.com/office/word/2018/wordml" xmlns:w16du="http://schemas.microsoft.com/office/word/2023/wordml/word16du" xmlns:w16sdtdh="http://schemas.microsoft.com/office/word/2020/wordml/sdtdatahash" xmlns:w16sdtfl="http://schemas.microsoft.com/office/word/2024/wordml/sdtformatlock" xmlns:w16se="http://schemas.microsoft.com/office/word/2015/wordml/symex" xmlns:wpg="http://schemas.microsoft.com/office/word/2010/wordprocessingGroup" xmlns:wpi="http://schemas.microsoft.com/office/word/2010/wordprocessingInk" xmlns:wne="http://schemas.microsoft.com/office/word/2006/wordml" xmlns:wps="http://schemas.microsoft.com/office/word/2010/wordprocessingShape" mc:Ignorable="w14 w15 w16se w16cid w16 w16cex w16sdtdh w16sdtfl w16du wp14">
-  <w:p>
-    <w:pPr>
-      <w:pStyle w:val="Piedepgina"/>
-    </w:pPr>
-  </w:p>
-</w:ftr>
-</file>
-
-<file path=word/footer2.xml><?xml version="1.0" encoding="utf-8"?>
-<w:ftr xmlns:wpc="http://schemas.microsoft.com/office/word/2010/wordprocessingCanvas" xmlns:cx="http://schemas.microsoft.com/office/drawing/2014/chartex" xmlns:cx1="http://schemas.microsoft.com/office/drawing/2015/9/8/chartex" xmlns:cx2="http://schemas.microsoft.com/office/drawing/2015/10/21/chartex" xmlns:cx3="http://schemas.microsoft.com/office/drawing/2016/5/9/chartex" xmlns:cx4="http://schemas.microsoft.com/office/drawing/2016/5/10/chartex" xmlns:cx5="http://schemas.microsoft.com/office/drawing/2016/5/11/chartex" xmlns:cx6="http://schemas.microsoft.com/office/drawing/2016/5/12/chartex" xmlns:cx7="http://schemas.microsoft.com/office/drawing/2016/5/13/chartex" xmlns:cx8="http://schemas.microsoft.com/office/drawing/2016/5/14/chartex" xmlns:mc="http://schemas.openxmlformats.org/markup-compatibility/2006" xmlns:aink="http://schemas.microsoft.com/office/drawing/2016/ink" xmlns:am3d="http://schemas.microsoft.com/office/drawing/2017/model3d" xmlns:o="urn:schemas-microsoft-com:office:office" xmlns:oel="http://schemas.microsoft.com/office/2019/extlst" xmlns:r="http://schemas.openxmlformats.org/officeDocument/2006/relationships" xmlns:m="http://schemas.openxmlformats.org/officeDocument/2006/math" xmlns:v="urn:schemas-microsoft-com:vml" xmlns:wp14="http://schemas.microsoft.com/office/word/2010/wordprocessingDrawing" xmlns:wp="http://schemas.openxmlformats.org/drawingml/2006/wordprocessingDrawing" xmlns:w10="urn:schemas-microsoft-com:office:word" xmlns:w="http://schemas.openxmlformats.org/wordprocessingml/2006/main" xmlns:w14="http://schemas.microsoft.com/office/word/2010/wordml" xmlns:w15="http://schemas.microsoft.com/office/word/2012/wordml" xmlns:w16cex="http://schemas.microsoft.com/office/word/2018/wordml/cex" xmlns:w16cid="http://schemas.microsoft.com/office/word/2016/wordml/cid" xmlns:w16="http://schemas.microsoft.com/office/word/2018/wordml" xmlns:w16du="http://schemas.microsoft.com/office/word/2023/wordml/word16du" xmlns:w16sdtdh="http://schemas.microsoft.com/office/word/2020/wordml/sdtdatahash" xmlns:w16sdtfl="http://schemas.microsoft.com/office/word/2024/wordml/sdtformatlock" xmlns:w16se="http://schemas.microsoft.com/office/word/2015/wordml/symex" xmlns:wpg="http://schemas.microsoft.com/office/word/2010/wordprocessingGroup" xmlns:wpi="http://schemas.microsoft.com/office/word/2010/wordprocessingInk" xmlns:wne="http://schemas.microsoft.com/office/word/2006/wordml" xmlns:wps="http://schemas.microsoft.com/office/word/2010/wordprocessingShape" mc:Ignorable="w14 w15 w16se w16cid w16 w16cex w16sdtdh w16sdtfl w16du wp14">
-  <w:p>
-    <w:pPr>
-      <w:pStyle w:val="Piedepgina"/>
-      <w:jc w:val="right"/>
-    </w:pPr>
-  </w:p>
-</w:ftr>
-</file>
-
-<file path=word/footer3.xml><?xml version="1.0" encoding="utf-8"?>
-<w:ftr xmlns:wpc="http://schemas.microsoft.com/office/word/2010/wordprocessingCanvas" xmlns:cx="http://schemas.microsoft.com/office/drawing/2014/chartex" xmlns:cx1="http://schemas.microsoft.com/office/drawing/2015/9/8/chartex" xmlns:cx2="http://schemas.microsoft.com/office/drawing/2015/10/21/chartex" xmlns:cx3="http://schemas.microsoft.com/office/drawing/2016/5/9/chartex" xmlns:cx4="http://schemas.microsoft.com/office/drawing/2016/5/10/chartex" xmlns:cx5="http://schemas.microsoft.com/office/drawing/2016/5/11/chartex" xmlns:cx6="http://schemas.microsoft.com/office/drawing/2016/5/12/chartex" xmlns:cx7="http://schemas.microsoft.com/office/drawing/2016/5/13/chartex" xmlns:cx8="http://schemas.microsoft.com/office/drawing/2016/5/14/chartex" xmlns:mc="http://schemas.openxmlformats.org/markup-compatibility/2006" xmlns:aink="http://schemas.microsoft.com/office/drawing/2016/ink" xmlns:am3d="http://schemas.microsoft.com/office/drawing/2017/model3d" xmlns:o="urn:schemas-microsoft-com:office:office" xmlns:oel="http://schemas.microsoft.com/office/2019/extlst" xmlns:r="http://schemas.openxmlformats.org/officeDocument/2006/relationships" xmlns:m="http://schemas.openxmlformats.org/officeDocument/2006/math" xmlns:v="urn:schemas-microsoft-com:vml" xmlns:wp14="http://schemas.microsoft.com/office/word/2010/wordprocessingDrawing" xmlns:wp="http://schemas.openxmlformats.org/drawingml/2006/wordprocessingDrawing" xmlns:w10="urn:schemas-microsoft-com:office:word" xmlns:w="http://schemas.openxmlformats.org/wordprocessingml/2006/main" xmlns:w14="http://schemas.microsoft.com/office/word/2010/wordml" xmlns:w15="http://schemas.microsoft.com/office/word/2012/wordml" xmlns:w16cex="http://schemas.microsoft.com/office/word/2018/wordml/cex" xmlns:w16cid="http://schemas.microsoft.com/office/word/2016/wordml/cid" xmlns:w16="http://schemas.microsoft.com/office/word/2018/wordml" xmlns:w16du="http://schemas.microsoft.com/office/word/2023/wordml/word16du" xmlns:w16sdtdh="http://schemas.microsoft.com/office/word/2020/wordml/sdtdatahash" xmlns:w16sdtfl="http://schemas.microsoft.com/office/word/2024/wordml/sdtformatlock" xmlns:w16se="http://schemas.microsoft.com/office/word/2015/wordml/symex" xmlns:wpg="http://schemas.microsoft.com/office/word/2010/wordprocessingGroup" xmlns:wpi="http://schemas.microsoft.com/office/word/2010/wordprocessingInk" xmlns:wne="http://schemas.microsoft.com/office/word/2006/wordml" xmlns:wps="http://schemas.microsoft.com/office/word/2010/wordprocessingShape" mc:Ignorable="w14 w15 w16se w16cid w16 w16cex w16sdtdh w16sdtfl w16du wp14">
-  <w:p>
-    <w:pPr>
-      <w:pStyle w:val="Piedepgina"/>
-    </w:pPr>
-  </w:p>
-</w:ftr>
-</file>
-
 <file path=word/footnotes.xml><?xml version="1.0" encoding="utf-8"?>
 <w:footnotes xmlns:wpc="http://schemas.microsoft.com/office/word/2010/wordprocessingCanvas" xmlns:cx="http://schemas.microsoft.com/office/drawing/2014/chartex" xmlns:cx1="http://schemas.microsoft.com/office/drawing/2015/9/8/chartex" xmlns:cx2="http://schemas.microsoft.com/office/drawing/2015/10/21/chartex" xmlns:cx3="http://schemas.microsoft.com/office/drawing/2016/5/9/chartex" xmlns:cx4="http://schemas.microsoft.com/office/drawing/2016/5/10/chartex" xmlns:cx5="http://schemas.microsoft.com/office/drawing/2016/5/11/chartex" xmlns:cx6="http://schemas.microsoft.com/office/drawing/2016/5/12/chartex" xmlns:cx7="http://schemas.microsoft.com/office/drawing/2016/5/13/chartex" xmlns:cx8="http://schemas.microsoft.com/office/drawing/2016/5/14/chartex" xmlns:mc="http://schemas.openxmlformats.org/markup-compatibility/2006" xmlns:aink="http://schemas.microsoft.com/office/drawing/2016/ink" xmlns:am3d="http://schemas.microsoft.com/office/drawing/2017/model3d" xmlns:o="urn:schemas-microsoft-com:office:office" xmlns:oel="http://schemas.microsoft.com/office/2019/extlst" xmlns:r="http://schemas.openxmlformats.org/officeDocument/2006/relationships" xmlns:m="http://schemas.openxmlformats.org/officeDocument/2006/math" xmlns:v="urn:schemas-microsoft-com:vml" xmlns:wp14="http://schemas.microsoft.com/office/word/2010/wordprocessingDrawing" xmlns:wp="http://schemas.openxmlformats.org/drawingml/2006/wordprocessingDrawing" xmlns:w10="urn:schemas-microsoft-com:office:word" xmlns:w="http://schemas.openxmlformats.org/wordprocessingml/2006/main" xmlns:w14="http://schemas.microsoft.com/office/word/2010/wordml" xmlns:w15="http://schemas.microsoft.com/office/word/2012/wordml" xmlns:w16cex="http://schemas.microsoft.com/office/word/2018/wordml/cex" xmlns:w16cid="http://schemas.microsoft.com/office/word/2016/wordml/cid" xmlns:w16="http://schemas.microsoft.com/office/word/2018/wordml" xmlns:w16du="http://schemas.microsoft.com/office/word/2023/wordml/word16du" xmlns:w16sdtdh="http://schemas.microsoft.com/office/word/2020/wordml/sdtdatahash" xmlns:w16sdtfl="http://schemas.microsoft.com/office/word/2024/wordml/sdtformatlock" xmlns:w16se="http://schemas.microsoft.com/office/word/2015/wordml/symex" xmlns:wpg="http://schemas.microsoft.com/office/word/2010/wordprocessingGroup" xmlns:wpi="http://schemas.microsoft.com/office/word/2010/wordprocessingInk" xmlns:wne="http://schemas.microsoft.com/office/word/2006/wordml" xmlns:wps="http://schemas.microsoft.com/office/word/2010/wordprocessingShape" mc:Ignorable="w14 w15 w16se w16cid w16 w16cex w16sdtdh w16sdtfl w16du wp14">
   <w:footnote w:type="separator" w:id="-1">
@@ -3436,16 +2624,6 @@
 </file>
 
 <file path=word/header1.xml><?xml version="1.0" encoding="utf-8"?>
-<w:hdr xmlns:wpc="http://schemas.microsoft.com/office/word/2010/wordprocessingCanvas" xmlns:cx="http://schemas.microsoft.com/office/drawing/2014/chartex" xmlns:cx1="http://schemas.microsoft.com/office/drawing/2015/9/8/chartex" xmlns:cx2="http://schemas.microsoft.com/office/drawing/2015/10/21/chartex" xmlns:cx3="http://schemas.microsoft.com/office/drawing/2016/5/9/chartex" xmlns:cx4="http://schemas.microsoft.com/office/drawing/2016/5/10/chartex" xmlns:cx5="http://schemas.microsoft.com/office/drawing/2016/5/11/chartex" xmlns:cx6="http://schemas.microsoft.com/office/drawing/2016/5/12/chartex" xmlns:cx7="http://schemas.microsoft.com/office/drawing/2016/5/13/chartex" xmlns:cx8="http://schemas.microsoft.com/office/drawing/2016/5/14/chartex" xmlns:mc="http://schemas.openxmlformats.org/markup-compatibility/2006" xmlns:aink="http://schemas.microsoft.com/office/drawing/2016/ink" xmlns:am3d="http://schemas.microsoft.com/office/drawing/2017/model3d" xmlns:o="urn:schemas-microsoft-com:office:office" xmlns:oel="http://schemas.microsoft.com/office/2019/extlst" xmlns:r="http://schemas.openxmlformats.org/officeDocument/2006/relationships" xmlns:m="http://schemas.openxmlformats.org/officeDocument/2006/math" xmlns:v="urn:schemas-microsoft-com:vml" xmlns:wp14="http://schemas.microsoft.com/office/word/2010/wordprocessingDrawing" xmlns:wp="http://schemas.openxmlformats.org/drawingml/2006/wordprocessingDrawing" xmlns:w10="urn:schemas-microsoft-com:office:word" xmlns:w="http://schemas.openxmlformats.org/wordprocessingml/2006/main" xmlns:w14="http://schemas.microsoft.com/office/word/2010/wordml" xmlns:w15="http://schemas.microsoft.com/office/word/2012/wordml" xmlns:w16cex="http://schemas.microsoft.com/office/word/2018/wordml/cex" xmlns:w16cid="http://schemas.microsoft.com/office/word/2016/wordml/cid" xmlns:w16="http://schemas.microsoft.com/office/word/2018/wordml" xmlns:w16du="http://schemas.microsoft.com/office/word/2023/wordml/word16du" xmlns:w16sdtdh="http://schemas.microsoft.com/office/word/2020/wordml/sdtdatahash" xmlns:w16sdtfl="http://schemas.microsoft.com/office/word/2024/wordml/sdtformatlock" xmlns:w16se="http://schemas.microsoft.com/office/word/2015/wordml/symex" xmlns:wpg="http://schemas.microsoft.com/office/word/2010/wordprocessingGroup" xmlns:wpi="http://schemas.microsoft.com/office/word/2010/wordprocessingInk" xmlns:wne="http://schemas.microsoft.com/office/word/2006/wordml" xmlns:wps="http://schemas.microsoft.com/office/word/2010/wordprocessingShape" mc:Ignorable="w14 w15 w16se w16cid w16 w16cex w16sdtdh w16sdtfl w16du wp14">
-  <w:p>
-    <w:pPr>
-      <w:pStyle w:val="Encabezado"/>
-    </w:pPr>
-  </w:p>
-</w:hdr>
-</file>
-
-<file path=word/header2.xml><?xml version="1.0" encoding="utf-8"?>
 <w:hdr xmlns:wpc="http://schemas.microsoft.com/office/word/2010/wordprocessingCanvas" xmlns:cx="http://schemas.microsoft.com/office/drawing/2014/chartex" xmlns:cx1="http://schemas.microsoft.com/office/drawing/2015/9/8/chartex" xmlns:cx2="http://schemas.microsoft.com/office/drawing/2015/10/21/chartex" xmlns:cx3="http://schemas.microsoft.com/office/drawing/2016/5/9/chartex" xmlns:cx4="http://schemas.microsoft.com/office/drawing/2016/5/10/chartex" xmlns:cx5="http://schemas.microsoft.com/office/drawing/2016/5/11/chartex" xmlns:cx6="http://schemas.microsoft.com/office/drawing/2016/5/12/chartex" xmlns:cx7="http://schemas.microsoft.com/office/drawing/2016/5/13/chartex" xmlns:cx8="http://schemas.microsoft.com/office/drawing/2016/5/14/chartex" xmlns:mc="http://schemas.openxmlformats.org/markup-compatibility/2006" xmlns:aink="http://schemas.microsoft.com/office/drawing/2016/ink" xmlns:am3d="http://schemas.microsoft.com/office/drawing/2017/model3d" xmlns:o="urn:schemas-microsoft-com:office:office" xmlns:oel="http://schemas.microsoft.com/office/2019/extlst" xmlns:r="http://schemas.openxmlformats.org/officeDocument/2006/relationships" xmlns:m="http://schemas.openxmlformats.org/officeDocument/2006/math" xmlns:v="urn:schemas-microsoft-com:vml" xmlns:wp14="http://schemas.microsoft.com/office/word/2010/wordprocessingDrawing" xmlns:wp="http://schemas.openxmlformats.org/drawingml/2006/wordprocessingDrawing" xmlns:w10="urn:schemas-microsoft-com:office:word" xmlns:w="http://schemas.openxmlformats.org/wordprocessingml/2006/main" xmlns:w14="http://schemas.microsoft.com/office/word/2010/wordml" xmlns:w15="http://schemas.microsoft.com/office/word/2012/wordml" xmlns:w16cex="http://schemas.microsoft.com/office/word/2018/wordml/cex" xmlns:w16cid="http://schemas.microsoft.com/office/word/2016/wordml/cid" xmlns:w16="http://schemas.microsoft.com/office/word/2018/wordml" xmlns:w16du="http://schemas.microsoft.com/office/word/2023/wordml/word16du" xmlns:w16sdtdh="http://schemas.microsoft.com/office/word/2020/wordml/sdtdatahash" xmlns:w16sdtfl="http://schemas.microsoft.com/office/word/2024/wordml/sdtformatlock" xmlns:w16se="http://schemas.microsoft.com/office/word/2015/wordml/symex" xmlns:wpg="http://schemas.microsoft.com/office/word/2010/wordprocessingGroup" xmlns:wpi="http://schemas.microsoft.com/office/word/2010/wordprocessingInk" xmlns:wne="http://schemas.microsoft.com/office/word/2006/wordml" xmlns:wps="http://schemas.microsoft.com/office/word/2010/wordprocessingShape" mc:Ignorable="w14 w15 w16se w16cid w16 w16cex w16sdtdh w16sdtfl w16du wp14">
   <w:tbl>
     <w:tblPr>
@@ -3626,7 +2804,7 @@
         <w:p>
           <w:pPr>
             <w:pStyle w:val="Encabezado"/>
-            <w:jc w:val="center"/>
+            <w:jc w:val="right"/>
             <w:rPr>
               <w:rFonts w:ascii="Calibri" w:hAnsi="Calibri" w:cs="Calibri"/>
               <w:color w:val="006650"/>
@@ -3670,30 +2848,14 @@
               <w:i/>
               <w:iCs/>
               <w:color w:val="000000" w:themeColor="text1"/>
-              <w:sz w:val="14"/>
-              <w:szCs w:val="14"/>
+              <w:sz w:val="18"/>
+              <w:szCs w:val="18"/>
               <w:lang w:val="es-BO"/>
               <w14:shadow w14:blurRad="0" w14:dist="17957" w14:dir="2700000" w14:sx="100000" w14:sy="100000" w14:kx="0" w14:ky="0" w14:algn="b">
                 <w14:srgbClr w14:val="000000"/>
               </w14:shadow>
             </w:rPr>
-            <w:t>{</w:t>
-          </w:r>
-          <w:proofErr w:type="spellStart"/>
-          <w:r>
-            <w:rPr>
-              <w:rFonts w:ascii="Calibri" w:hAnsi="Calibri" w:cs="Calibri"/>
-              <w:i/>
-              <w:iCs/>
-              <w:color w:val="000000" w:themeColor="text1"/>
-              <w:sz w:val="14"/>
-              <w:szCs w:val="14"/>
-              <w:lang w:val="es-BO"/>
-              <w14:shadow w14:blurRad="0" w14:dist="17957" w14:dir="2700000" w14:sx="100000" w14:sy="100000" w14:kx="0" w14:ky="0" w14:algn="b">
-                <w14:srgbClr w14:val="000000"/>
-              </w14:shadow>
-            </w:rPr>
-            <w:t>d.</w:t>
+            <w:t>{d.</w:t>
           </w:r>
           <w:r>
             <w:rPr>
@@ -3701,8 +2863,8 @@
               <w:i/>
               <w:iCs/>
               <w:color w:val="000000" w:themeColor="text1"/>
-              <w:sz w:val="14"/>
-              <w:szCs w:val="14"/>
+              <w:sz w:val="18"/>
+              <w:szCs w:val="18"/>
               <w:lang w:val="es-BO"/>
               <w14:shadow w14:blurRad="0" w14:dist="17957" w14:dir="2700000" w14:sx="100000" w14:sy="100000" w14:kx="0" w14:ky="0" w14:algn="b">
                 <w14:srgbClr w14:val="000000"/>
@@ -3710,15 +2872,14 @@
             </w:rPr>
             <w:t>planilla.com_nro</w:t>
           </w:r>
-          <w:proofErr w:type="spellEnd"/>
           <w:r>
             <w:rPr>
               <w:rFonts w:ascii="Calibri" w:hAnsi="Calibri" w:cs="Calibri"/>
               <w:i/>
               <w:iCs/>
               <w:color w:val="000000" w:themeColor="text1"/>
-              <w:sz w:val="14"/>
-              <w:szCs w:val="14"/>
+              <w:sz w:val="18"/>
+              <w:szCs w:val="18"/>
               <w:lang w:val="es-BO"/>
               <w14:shadow w14:blurRad="0" w14:dist="17957" w14:dir="2700000" w14:sx="100000" w14:sy="100000" w14:kx="0" w14:ky="0" w14:algn="b">
                 <w14:srgbClr w14:val="000000"/>
@@ -3790,35 +2951,7 @@
                 <w14:srgbClr w14:val="000000"/>
               </w14:shadow>
             </w:rPr>
-            <w:t>{</w:t>
-          </w:r>
-          <w:proofErr w:type="spellStart"/>
-          <w:r>
-            <w:rPr>
-              <w:rFonts w:ascii="Cascadia Code SemiBold" w:hAnsi="Cascadia Code SemiBold" w:cs="Calibri"/>
-              <w:color w:val="006650"/>
-              <w:sz w:val="20"/>
-              <w:szCs w:val="20"/>
-              <w:lang w:val="es-BO"/>
-              <w14:shadow w14:blurRad="0" w14:dist="17957" w14:dir="2700000" w14:sx="100000" w14:sy="100000" w14:kx="0" w14:ky="0" w14:algn="b">
-                <w14:srgbClr w14:val="000000"/>
-              </w14:shadow>
-            </w:rPr>
-            <w:t>d.planilla.mes</w:t>
-          </w:r>
-          <w:proofErr w:type="spellEnd"/>
-          <w:r>
-            <w:rPr>
-              <w:rFonts w:ascii="Cascadia Code SemiBold" w:hAnsi="Cascadia Code SemiBold" w:cs="Calibri"/>
-              <w:color w:val="006650"/>
-              <w:sz w:val="20"/>
-              <w:szCs w:val="20"/>
-              <w:lang w:val="es-BO"/>
-              <w14:shadow w14:blurRad="0" w14:dist="17957" w14:dir="2700000" w14:sx="100000" w14:sy="100000" w14:kx="0" w14:ky="0" w14:algn="b">
-                <w14:srgbClr w14:val="000000"/>
-              </w14:shadow>
-            </w:rPr>
-            <w:t>}</w:t>
+            <w:t>{d.planilla.mes}</w:t>
           </w:r>
           <w:r>
             <w:rPr>
@@ -3844,22 +2977,7 @@
                 <w14:srgbClr w14:val="000000"/>
               </w14:shadow>
             </w:rPr>
-            <w:t>{</w:t>
-          </w:r>
-          <w:proofErr w:type="spellStart"/>
-          <w:proofErr w:type="gramStart"/>
-          <w:r>
-            <w:rPr>
-              <w:rFonts w:ascii="Cascadia Code SemiBold" w:hAnsi="Cascadia Code SemiBold" w:cs="Calibri"/>
-              <w:color w:val="006650"/>
-              <w:sz w:val="20"/>
-              <w:szCs w:val="20"/>
-              <w:lang w:val="es-BO"/>
-              <w14:shadow w14:blurRad="0" w14:dist="17957" w14:dir="2700000" w14:sx="100000" w14:sy="100000" w14:kx="0" w14:ky="0" w14:algn="b">
-                <w14:srgbClr w14:val="000000"/>
-              </w14:shadow>
-            </w:rPr>
-            <w:t>d.</w:t>
+            <w:t>{d.</w:t>
           </w:r>
           <w:r>
             <w:rPr>
@@ -3872,21 +2990,7 @@
                 <w14:srgbClr w14:val="000000"/>
               </w14:shadow>
             </w:rPr>
-            <w:t>planilla</w:t>
-          </w:r>
-          <w:proofErr w:type="gramEnd"/>
-          <w:r>
-            <w:rPr>
-              <w:rFonts w:ascii="Cascadia Code SemiBold" w:hAnsi="Cascadia Code SemiBold" w:cs="Calibri"/>
-              <w:color w:val="006650"/>
-              <w:sz w:val="20"/>
-              <w:szCs w:val="20"/>
-              <w:lang w:val="es-BO"/>
-              <w14:shadow w14:blurRad="0" w14:dist="17957" w14:dir="2700000" w14:sx="100000" w14:sy="100000" w14:kx="0" w14:ky="0" w14:algn="b">
-                <w14:srgbClr w14:val="000000"/>
-              </w14:shadow>
-            </w:rPr>
-            <w:t>.</w:t>
+            <w:t>planilla.</w:t>
           </w:r>
           <w:r>
             <w:rPr>
@@ -3901,7 +3005,6 @@
             </w:rPr>
             <w:t>anio</w:t>
           </w:r>
-          <w:proofErr w:type="spellEnd"/>
           <w:r>
             <w:rPr>
               <w:rFonts w:ascii="Cascadia Code SemiBold" w:hAnsi="Cascadia Code SemiBold" w:cs="Calibri"/>
@@ -4031,16 +3134,6 @@
         </mc:Fallback>
       </mc:AlternateContent>
     </w:r>
-  </w:p>
-</w:hdr>
-</file>
-
-<file path=word/header3.xml><?xml version="1.0" encoding="utf-8"?>
-<w:hdr xmlns:wpc="http://schemas.microsoft.com/office/word/2010/wordprocessingCanvas" xmlns:cx="http://schemas.microsoft.com/office/drawing/2014/chartex" xmlns:cx1="http://schemas.microsoft.com/office/drawing/2015/9/8/chartex" xmlns:cx2="http://schemas.microsoft.com/office/drawing/2015/10/21/chartex" xmlns:cx3="http://schemas.microsoft.com/office/drawing/2016/5/9/chartex" xmlns:cx4="http://schemas.microsoft.com/office/drawing/2016/5/10/chartex" xmlns:cx5="http://schemas.microsoft.com/office/drawing/2016/5/11/chartex" xmlns:cx6="http://schemas.microsoft.com/office/drawing/2016/5/12/chartex" xmlns:cx7="http://schemas.microsoft.com/office/drawing/2016/5/13/chartex" xmlns:cx8="http://schemas.microsoft.com/office/drawing/2016/5/14/chartex" xmlns:mc="http://schemas.openxmlformats.org/markup-compatibility/2006" xmlns:aink="http://schemas.microsoft.com/office/drawing/2016/ink" xmlns:am3d="http://schemas.microsoft.com/office/drawing/2017/model3d" xmlns:o="urn:schemas-microsoft-com:office:office" xmlns:oel="http://schemas.microsoft.com/office/2019/extlst" xmlns:r="http://schemas.openxmlformats.org/officeDocument/2006/relationships" xmlns:m="http://schemas.openxmlformats.org/officeDocument/2006/math" xmlns:v="urn:schemas-microsoft-com:vml" xmlns:wp14="http://schemas.microsoft.com/office/word/2010/wordprocessingDrawing" xmlns:wp="http://schemas.openxmlformats.org/drawingml/2006/wordprocessingDrawing" xmlns:w10="urn:schemas-microsoft-com:office:word" xmlns:w="http://schemas.openxmlformats.org/wordprocessingml/2006/main" xmlns:w14="http://schemas.microsoft.com/office/word/2010/wordml" xmlns:w15="http://schemas.microsoft.com/office/word/2012/wordml" xmlns:w16cex="http://schemas.microsoft.com/office/word/2018/wordml/cex" xmlns:w16cid="http://schemas.microsoft.com/office/word/2016/wordml/cid" xmlns:w16="http://schemas.microsoft.com/office/word/2018/wordml" xmlns:w16du="http://schemas.microsoft.com/office/word/2023/wordml/word16du" xmlns:w16sdtdh="http://schemas.microsoft.com/office/word/2020/wordml/sdtdatahash" xmlns:w16sdtfl="http://schemas.microsoft.com/office/word/2024/wordml/sdtformatlock" xmlns:w16se="http://schemas.microsoft.com/office/word/2015/wordml/symex" xmlns:wpg="http://schemas.microsoft.com/office/word/2010/wordprocessingGroup" xmlns:wpi="http://schemas.microsoft.com/office/word/2010/wordprocessingInk" xmlns:wne="http://schemas.microsoft.com/office/word/2006/wordml" xmlns:wps="http://schemas.microsoft.com/office/word/2010/wordprocessingShape" mc:Ignorable="w14 w15 w16se w16cid w16 w16cex w16sdtdh w16sdtfl w16du wp14">
-  <w:p>
-    <w:pPr>
-      <w:pStyle w:val="Encabezado"/>
-    </w:pPr>
   </w:p>
 </w:hdr>
 </file>
@@ -4598,6 +3691,7 @@
   <w:style w:type="paragraph" w:styleId="Piedepgina">
     <w:name w:val="footer"/>
     <w:basedOn w:val="HeaderandFooter"/>
+    <w:link w:val="PiedepginaCar"/>
   </w:style>
   <w:style w:type="paragraph" w:styleId="Encabezado">
     <w:name w:val="header"/>
@@ -4942,6 +4036,12 @@
       </w:tcPr>
     </w:tblStylePr>
   </w:style>
+  <w:style w:type="character" w:customStyle="1" w:styleId="PiedepginaCar">
+    <w:name w:val="Pie de página Car"/>
+    <w:basedOn w:val="Fuentedeprrafopredeter"/>
+    <w:link w:val="Piedepgina"/>
+    <w:rsid w:val="001C35A9"/>
+  </w:style>
 </w:styles>
 </file>
 
